--- a/docs/recette/guides-utilisateurs/Guide-de-test-Client.docx
+++ b/docs/recette/guides-utilisateurs/Guide-de-test-Client.docx
@@ -57,7 +57,7 @@
           <w:sz w:val="22"/>
           <w:szCs w:val="22"/>
         </w:rPr>
-        <w:t xml:space="preserve">Version 1.0 — 28/09/2026</w:t>
+        <w:t xml:space="preserve">Version 1.1 — 28/09/2026</w:t>
       </w:r>
     </w:p>
     <w:tbl>
@@ -171,7 +171,7 @@
           <w:b/>
           <w:bCs/>
         </w:rPr>
-        <w:t xml:space="preserve">Durée estimée : environ 90 minutes, en 12 parties.</w:t>
+        <w:t xml:space="preserve">Durée estimée : environ 90 minutes, en 13 parties.</w:t>
       </w:r>
     </w:p>
     <w:p>
@@ -4941,7 +4941,718 @@
         <w:pStyle w:val="Heading1"/>
       </w:pPr>
       <w:r>
-        <w:t xml:space="preserve">Partie 6 — Répondre à une demande d'information</w:t>
+        <w:t xml:space="preserve">Partie 6 — Payer une facture</w:t>
+      </w:r>
+    </w:p>
+    <w:p>
+      <w:pPr>
+        <w:spacing w:after="120"/>
+        <w:rPr>
+          <w:i/>
+          <w:iCs/>
+        </w:rPr>
+      </w:pPr>
+      <w:r>
+        <w:rPr>
+          <w:i/>
+          <w:iCs/>
+        </w:rPr>
+        <w:t xml:space="preserve">Votre facture Import est prête. Si votre société paie à chaque dossier, vous envoyez la preuve de paiement.</w:t>
+      </w:r>
+    </w:p>
+    <w:tbl>
+      <w:tblPr>
+        <w:tblW w:type="dxa" w:w="9906"/>
+        <w:tblBorders>
+          <w:top w:val="single" w:color="auto" w:sz="4"/>
+          <w:left w:val="single" w:color="auto" w:sz="4"/>
+          <w:bottom w:val="single" w:color="auto" w:sz="4"/>
+          <w:right w:val="single" w:color="auto" w:sz="4"/>
+          <w:insideH w:val="single" w:color="auto" w:sz="4"/>
+          <w:insideV w:val="single" w:color="auto" w:sz="4"/>
+        </w:tblBorders>
+      </w:tblPr>
+      <w:tblGrid>
+        <w:gridCol w:w="480"/>
+        <w:gridCol w:w="3300"/>
+        <w:gridCol w:w="2800"/>
+        <w:gridCol w:w="1800"/>
+        <w:gridCol w:w="1526"/>
+      </w:tblGrid>
+      <w:tr>
+        <w:trPr>
+          <w:tblHeader/>
+        </w:trPr>
+        <w:tc>
+          <w:tcPr>
+            <w:tcW w:type="dxa" w:w="480"/>
+            <w:tcBorders>
+              <w:top w:val="single" w:color="B8C4D0" w:sz="4"/>
+              <w:left w:val="single" w:color="B8C4D0" w:sz="4"/>
+              <w:bottom w:val="single" w:color="B8C4D0" w:sz="4"/>
+              <w:right w:val="single" w:color="B8C4D0" w:sz="4"/>
+            </w:tcBorders>
+            <w:shd w:fill="0B3D6E" w:color="auto" w:val="clear"/>
+            <w:tcMar>
+              <w:top w:type="dxa" w:w="80"/>
+              <w:left w:type="dxa" w:w="100"/>
+              <w:bottom w:type="dxa" w:w="80"/>
+              <w:right w:type="dxa" w:w="100"/>
+            </w:tcMar>
+          </w:tcPr>
+          <w:p>
+            <w:r>
+              <w:rPr>
+                <w:b/>
+                <w:bCs/>
+                <w:color w:val="FFFFFF"/>
+                <w:sz w:val="20"/>
+                <w:szCs w:val="20"/>
+              </w:rPr>
+              <w:t xml:space="preserve">N°</w:t>
+            </w:r>
+          </w:p>
+        </w:tc>
+        <w:tc>
+          <w:tcPr>
+            <w:tcW w:type="dxa" w:w="3300"/>
+            <w:tcBorders>
+              <w:top w:val="single" w:color="B8C4D0" w:sz="4"/>
+              <w:left w:val="single" w:color="B8C4D0" w:sz="4"/>
+              <w:bottom w:val="single" w:color="B8C4D0" w:sz="4"/>
+              <w:right w:val="single" w:color="B8C4D0" w:sz="4"/>
+            </w:tcBorders>
+            <w:shd w:fill="0B3D6E" w:color="auto" w:val="clear"/>
+            <w:tcMar>
+              <w:top w:type="dxa" w:w="80"/>
+              <w:left w:type="dxa" w:w="100"/>
+              <w:bottom w:type="dxa" w:w="80"/>
+              <w:right w:type="dxa" w:w="100"/>
+            </w:tcMar>
+          </w:tcPr>
+          <w:p>
+            <w:r>
+              <w:rPr>
+                <w:b/>
+                <w:bCs/>
+                <w:color w:val="FFFFFF"/>
+                <w:sz w:val="20"/>
+                <w:szCs w:val="20"/>
+              </w:rPr>
+              <w:t xml:space="preserve">Ce que vous faites</w:t>
+            </w:r>
+          </w:p>
+        </w:tc>
+        <w:tc>
+          <w:tcPr>
+            <w:tcW w:type="dxa" w:w="2800"/>
+            <w:tcBorders>
+              <w:top w:val="single" w:color="B8C4D0" w:sz="4"/>
+              <w:left w:val="single" w:color="B8C4D0" w:sz="4"/>
+              <w:bottom w:val="single" w:color="B8C4D0" w:sz="4"/>
+              <w:right w:val="single" w:color="B8C4D0" w:sz="4"/>
+            </w:tcBorders>
+            <w:shd w:fill="0B3D6E" w:color="auto" w:val="clear"/>
+            <w:tcMar>
+              <w:top w:type="dxa" w:w="80"/>
+              <w:left w:type="dxa" w:w="100"/>
+              <w:bottom w:type="dxa" w:w="80"/>
+              <w:right w:type="dxa" w:w="100"/>
+            </w:tcMar>
+          </w:tcPr>
+          <w:p>
+            <w:r>
+              <w:rPr>
+                <w:b/>
+                <w:bCs/>
+                <w:color w:val="FFFFFF"/>
+                <w:sz w:val="20"/>
+                <w:szCs w:val="20"/>
+              </w:rPr>
+              <w:t xml:space="preserve">Ce que vous devez voir</w:t>
+            </w:r>
+          </w:p>
+        </w:tc>
+        <w:tc>
+          <w:tcPr>
+            <w:tcW w:type="dxa" w:w="1800"/>
+            <w:tcBorders>
+              <w:top w:val="single" w:color="B8C4D0" w:sz="4"/>
+              <w:left w:val="single" w:color="B8C4D0" w:sz="4"/>
+              <w:bottom w:val="single" w:color="B8C4D0" w:sz="4"/>
+              <w:right w:val="single" w:color="B8C4D0" w:sz="4"/>
+            </w:tcBorders>
+            <w:shd w:fill="0B3D6E" w:color="auto" w:val="clear"/>
+            <w:tcMar>
+              <w:top w:type="dxa" w:w="80"/>
+              <w:left w:type="dxa" w:w="100"/>
+              <w:bottom w:type="dxa" w:w="80"/>
+              <w:right w:type="dxa" w:w="100"/>
+            </w:tcMar>
+          </w:tcPr>
+          <w:p>
+            <w:r>
+              <w:rPr>
+                <w:b/>
+                <w:bCs/>
+                <w:color w:val="FFFFFF"/>
+                <w:sz w:val="20"/>
+                <w:szCs w:val="20"/>
+              </w:rPr>
+              <w:t xml:space="preserve">Résultat</w:t>
+            </w:r>
+          </w:p>
+        </w:tc>
+        <w:tc>
+          <w:tcPr>
+            <w:tcW w:type="dxa" w:w="1526"/>
+            <w:tcBorders>
+              <w:top w:val="single" w:color="B8C4D0" w:sz="4"/>
+              <w:left w:val="single" w:color="B8C4D0" w:sz="4"/>
+              <w:bottom w:val="single" w:color="B8C4D0" w:sz="4"/>
+              <w:right w:val="single" w:color="B8C4D0" w:sz="4"/>
+            </w:tcBorders>
+            <w:shd w:fill="0B3D6E" w:color="auto" w:val="clear"/>
+            <w:tcMar>
+              <w:top w:type="dxa" w:w="80"/>
+              <w:left w:type="dxa" w:w="100"/>
+              <w:bottom w:type="dxa" w:w="80"/>
+              <w:right w:type="dxa" w:w="100"/>
+            </w:tcMar>
+          </w:tcPr>
+          <w:p>
+            <w:r>
+              <w:rPr>
+                <w:b/>
+                <w:bCs/>
+                <w:color w:val="FFFFFF"/>
+                <w:sz w:val="20"/>
+                <w:szCs w:val="20"/>
+              </w:rPr>
+              <w:t xml:space="preserve">Commentaire</w:t>
+            </w:r>
+          </w:p>
+        </w:tc>
+      </w:tr>
+      <w:tr>
+        <w:trPr>
+          <w:cantSplit/>
+        </w:trPr>
+        <w:tc>
+          <w:tcPr>
+            <w:tcW w:type="dxa" w:w="480"/>
+            <w:tcBorders>
+              <w:top w:val="single" w:color="B8C4D0" w:sz="4"/>
+              <w:left w:val="single" w:color="B8C4D0" w:sz="4"/>
+              <w:bottom w:val="single" w:color="B8C4D0" w:sz="4"/>
+              <w:right w:val="single" w:color="B8C4D0" w:sz="4"/>
+            </w:tcBorders>
+            <w:shd w:fill="EAF1F8" w:color="auto" w:val="clear"/>
+            <w:tcMar>
+              <w:top w:type="dxa" w:w="80"/>
+              <w:left w:type="dxa" w:w="100"/>
+              <w:bottom w:type="dxa" w:w="80"/>
+              <w:right w:type="dxa" w:w="100"/>
+            </w:tcMar>
+          </w:tcPr>
+          <w:p>
+            <w:r>
+              <w:rPr>
+                <w:b w:val="false"/>
+                <w:bCs w:val="false"/>
+                <w:sz w:val="20"/>
+                <w:szCs w:val="20"/>
+              </w:rPr>
+              <w:t xml:space="preserve">1</w:t>
+            </w:r>
+          </w:p>
+        </w:tc>
+        <w:tc>
+          <w:tcPr>
+            <w:tcW w:type="dxa" w:w="3300"/>
+            <w:tcBorders>
+              <w:top w:val="single" w:color="B8C4D0" w:sz="4"/>
+              <w:left w:val="single" w:color="B8C4D0" w:sz="4"/>
+              <w:bottom w:val="single" w:color="B8C4D0" w:sz="4"/>
+              <w:right w:val="single" w:color="B8C4D0" w:sz="4"/>
+            </w:tcBorders>
+            <w:tcMar>
+              <w:top w:type="dxa" w:w="80"/>
+              <w:left w:type="dxa" w:w="100"/>
+              <w:bottom w:type="dxa" w:w="80"/>
+              <w:right w:type="dxa" w:w="100"/>
+            </w:tcMar>
+          </w:tcPr>
+          <w:p>
+            <w:r>
+              <w:rPr>
+                <w:b w:val="false"/>
+                <w:bCs w:val="false"/>
+                <w:sz w:val="20"/>
+                <w:szCs w:val="20"/>
+              </w:rPr>
+              <w:t xml:space="preserve">Ouvrez le dossier facturé (cloche 🔔 ou « Mes demandes »).</w:t>
+            </w:r>
+          </w:p>
+        </w:tc>
+        <w:tc>
+          <w:tcPr>
+            <w:tcW w:type="dxa" w:w="2800"/>
+            <w:tcBorders>
+              <w:top w:val="single" w:color="B8C4D0" w:sz="4"/>
+              <w:left w:val="single" w:color="B8C4D0" w:sz="4"/>
+              <w:bottom w:val="single" w:color="B8C4D0" w:sz="4"/>
+              <w:right w:val="single" w:color="B8C4D0" w:sz="4"/>
+            </w:tcBorders>
+            <w:tcMar>
+              <w:top w:type="dxa" w:w="80"/>
+              <w:left w:type="dxa" w:w="100"/>
+              <w:bottom w:type="dxa" w:w="80"/>
+              <w:right w:type="dxa" w:w="100"/>
+            </w:tcMar>
+          </w:tcPr>
+          <w:p>
+            <w:r>
+              <w:rPr>
+                <w:b w:val="false"/>
+                <w:bCs w:val="false"/>
+                <w:sz w:val="20"/>
+                <w:szCs w:val="20"/>
+              </w:rPr>
+              <w:t xml:space="preserve">La facture est visible dans le dossier.</w:t>
+            </w:r>
+          </w:p>
+        </w:tc>
+        <w:tc>
+          <w:tcPr>
+            <w:tcW w:type="dxa" w:w="1800"/>
+            <w:tcBorders>
+              <w:top w:val="single" w:color="B8C4D0" w:sz="4"/>
+              <w:left w:val="single" w:color="B8C4D0" w:sz="4"/>
+              <w:bottom w:val="single" w:color="B8C4D0" w:sz="4"/>
+              <w:right w:val="single" w:color="B8C4D0" w:sz="4"/>
+            </w:tcBorders>
+            <w:tcMar>
+              <w:top w:type="dxa" w:w="80"/>
+              <w:left w:type="dxa" w:w="100"/>
+              <w:bottom w:type="dxa" w:w="80"/>
+              <w:right w:type="dxa" w:w="100"/>
+            </w:tcMar>
+          </w:tcPr>
+          <w:p>
+            <w:r>
+              <w:rPr>
+                <w:b w:val="false"/>
+                <w:bCs w:val="false"/>
+                <w:sz w:val="20"/>
+                <w:szCs w:val="20"/>
+              </w:rPr>
+              <w:t xml:space="preserve">☐ Ça marche</w:t>
+            </w:r>
+          </w:p>
+          <w:p>
+            <w:r>
+              <w:rPr>
+                <w:b w:val="false"/>
+                <w:bCs w:val="false"/>
+                <w:sz w:val="20"/>
+                <w:szCs w:val="20"/>
+              </w:rPr>
+              <w:t xml:space="preserve">☐ Ne marche pas</w:t>
+            </w:r>
+          </w:p>
+          <w:p>
+            <w:r>
+              <w:rPr>
+                <w:b w:val="false"/>
+                <w:bCs w:val="false"/>
+                <w:sz w:val="20"/>
+                <w:szCs w:val="20"/>
+              </w:rPr>
+              <w:t xml:space="preserve">☐ Pas compris</w:t>
+            </w:r>
+          </w:p>
+        </w:tc>
+        <w:tc>
+          <w:tcPr>
+            <w:tcW w:type="dxa" w:w="1526"/>
+            <w:tcBorders>
+              <w:top w:val="single" w:color="B8C4D0" w:sz="4"/>
+              <w:left w:val="single" w:color="B8C4D0" w:sz="4"/>
+              <w:bottom w:val="single" w:color="B8C4D0" w:sz="4"/>
+              <w:right w:val="single" w:color="B8C4D0" w:sz="4"/>
+            </w:tcBorders>
+            <w:tcMar>
+              <w:top w:type="dxa" w:w="80"/>
+              <w:left w:type="dxa" w:w="100"/>
+              <w:bottom w:type="dxa" w:w="80"/>
+              <w:right w:type="dxa" w:w="100"/>
+            </w:tcMar>
+          </w:tcPr>
+          <w:p>
+            <w:r>
+              <w:rPr>
+                <w:b w:val="false"/>
+                <w:bCs w:val="false"/>
+                <w:sz w:val="20"/>
+                <w:szCs w:val="20"/>
+              </w:rPr>
+              <w:t xml:space="preserve"/>
+            </w:r>
+          </w:p>
+        </w:tc>
+      </w:tr>
+      <w:tr>
+        <w:trPr>
+          <w:cantSplit/>
+        </w:trPr>
+        <w:tc>
+          <w:tcPr>
+            <w:tcW w:type="dxa" w:w="480"/>
+            <w:tcBorders>
+              <w:top w:val="single" w:color="B8C4D0" w:sz="4"/>
+              <w:left w:val="single" w:color="B8C4D0" w:sz="4"/>
+              <w:bottom w:val="single" w:color="B8C4D0" w:sz="4"/>
+              <w:right w:val="single" w:color="B8C4D0" w:sz="4"/>
+            </w:tcBorders>
+            <w:shd w:fill="EAF1F8" w:color="auto" w:val="clear"/>
+            <w:tcMar>
+              <w:top w:type="dxa" w:w="80"/>
+              <w:left w:type="dxa" w:w="100"/>
+              <w:bottom w:type="dxa" w:w="80"/>
+              <w:right w:type="dxa" w:w="100"/>
+            </w:tcMar>
+          </w:tcPr>
+          <w:p>
+            <w:r>
+              <w:rPr>
+                <w:b w:val="false"/>
+                <w:bCs w:val="false"/>
+                <w:sz w:val="20"/>
+                <w:szCs w:val="20"/>
+              </w:rPr>
+              <w:t xml:space="preserve">2</w:t>
+            </w:r>
+          </w:p>
+        </w:tc>
+        <w:tc>
+          <w:tcPr>
+            <w:tcW w:type="dxa" w:w="3300"/>
+            <w:tcBorders>
+              <w:top w:val="single" w:color="B8C4D0" w:sz="4"/>
+              <w:left w:val="single" w:color="B8C4D0" w:sz="4"/>
+              <w:bottom w:val="single" w:color="B8C4D0" w:sz="4"/>
+              <w:right w:val="single" w:color="B8C4D0" w:sz="4"/>
+            </w:tcBorders>
+            <w:tcMar>
+              <w:top w:type="dxa" w:w="80"/>
+              <w:left w:type="dxa" w:w="100"/>
+              <w:bottom w:type="dxa" w:w="80"/>
+              <w:right w:type="dxa" w:w="100"/>
+            </w:tcMar>
+          </w:tcPr>
+          <w:p>
+            <w:r>
+              <w:rPr>
+                <w:b w:val="false"/>
+                <w:bCs w:val="false"/>
+                <w:sz w:val="20"/>
+                <w:szCs w:val="20"/>
+              </w:rPr>
+              <w:t xml:space="preserve">Après paiement, ajoutez la preuve de paiement (reçu, ordre de virement) dans le dossier.</w:t>
+            </w:r>
+          </w:p>
+        </w:tc>
+        <w:tc>
+          <w:tcPr>
+            <w:tcW w:type="dxa" w:w="2800"/>
+            <w:tcBorders>
+              <w:top w:val="single" w:color="B8C4D0" w:sz="4"/>
+              <w:left w:val="single" w:color="B8C4D0" w:sz="4"/>
+              <w:bottom w:val="single" w:color="B8C4D0" w:sz="4"/>
+              <w:right w:val="single" w:color="B8C4D0" w:sz="4"/>
+            </w:tcBorders>
+            <w:tcMar>
+              <w:top w:type="dxa" w:w="80"/>
+              <w:left w:type="dxa" w:w="100"/>
+              <w:bottom w:type="dxa" w:w="80"/>
+              <w:right w:type="dxa" w:w="100"/>
+            </w:tcMar>
+          </w:tcPr>
+          <w:p>
+            <w:r>
+              <w:rPr>
+                <w:b w:val="false"/>
+                <w:bCs w:val="false"/>
+                <w:sz w:val="20"/>
+                <w:szCs w:val="20"/>
+              </w:rPr>
+              <w:t xml:space="preserve">La preuve apparaît dans le dossier, qui passe à la vérification du paiement par CIT.</w:t>
+            </w:r>
+          </w:p>
+        </w:tc>
+        <w:tc>
+          <w:tcPr>
+            <w:tcW w:type="dxa" w:w="1800"/>
+            <w:tcBorders>
+              <w:top w:val="single" w:color="B8C4D0" w:sz="4"/>
+              <w:left w:val="single" w:color="B8C4D0" w:sz="4"/>
+              <w:bottom w:val="single" w:color="B8C4D0" w:sz="4"/>
+              <w:right w:val="single" w:color="B8C4D0" w:sz="4"/>
+            </w:tcBorders>
+            <w:tcMar>
+              <w:top w:type="dxa" w:w="80"/>
+              <w:left w:type="dxa" w:w="100"/>
+              <w:bottom w:type="dxa" w:w="80"/>
+              <w:right w:type="dxa" w:w="100"/>
+            </w:tcMar>
+          </w:tcPr>
+          <w:p>
+            <w:r>
+              <w:rPr>
+                <w:b w:val="false"/>
+                <w:bCs w:val="false"/>
+                <w:sz w:val="20"/>
+                <w:szCs w:val="20"/>
+              </w:rPr>
+              <w:t xml:space="preserve">☐ Ça marche</w:t>
+            </w:r>
+          </w:p>
+          <w:p>
+            <w:r>
+              <w:rPr>
+                <w:b w:val="false"/>
+                <w:bCs w:val="false"/>
+                <w:sz w:val="20"/>
+                <w:szCs w:val="20"/>
+              </w:rPr>
+              <w:t xml:space="preserve">☐ Ne marche pas</w:t>
+            </w:r>
+          </w:p>
+          <w:p>
+            <w:r>
+              <w:rPr>
+                <w:b w:val="false"/>
+                <w:bCs w:val="false"/>
+                <w:sz w:val="20"/>
+                <w:szCs w:val="20"/>
+              </w:rPr>
+              <w:t xml:space="preserve">☐ Pas compris</w:t>
+            </w:r>
+          </w:p>
+        </w:tc>
+        <w:tc>
+          <w:tcPr>
+            <w:tcW w:type="dxa" w:w="1526"/>
+            <w:tcBorders>
+              <w:top w:val="single" w:color="B8C4D0" w:sz="4"/>
+              <w:left w:val="single" w:color="B8C4D0" w:sz="4"/>
+              <w:bottom w:val="single" w:color="B8C4D0" w:sz="4"/>
+              <w:right w:val="single" w:color="B8C4D0" w:sz="4"/>
+            </w:tcBorders>
+            <w:tcMar>
+              <w:top w:type="dxa" w:w="80"/>
+              <w:left w:type="dxa" w:w="100"/>
+              <w:bottom w:type="dxa" w:w="80"/>
+              <w:right w:type="dxa" w:w="100"/>
+            </w:tcMar>
+          </w:tcPr>
+          <w:p>
+            <w:r>
+              <w:rPr>
+                <w:b w:val="false"/>
+                <w:bCs w:val="false"/>
+                <w:sz w:val="20"/>
+                <w:szCs w:val="20"/>
+              </w:rPr>
+              <w:t xml:space="preserve"/>
+            </w:r>
+          </w:p>
+        </w:tc>
+      </w:tr>
+      <w:tr>
+        <w:trPr>
+          <w:cantSplit/>
+        </w:trPr>
+        <w:tc>
+          <w:tcPr>
+            <w:tcW w:type="dxa" w:w="480"/>
+            <w:tcBorders>
+              <w:top w:val="single" w:color="B8C4D0" w:sz="4"/>
+              <w:left w:val="single" w:color="B8C4D0" w:sz="4"/>
+              <w:bottom w:val="single" w:color="B8C4D0" w:sz="4"/>
+              <w:right w:val="single" w:color="B8C4D0" w:sz="4"/>
+            </w:tcBorders>
+            <w:shd w:fill="EAF1F8" w:color="auto" w:val="clear"/>
+            <w:tcMar>
+              <w:top w:type="dxa" w:w="80"/>
+              <w:left w:type="dxa" w:w="100"/>
+              <w:bottom w:type="dxa" w:w="80"/>
+              <w:right w:type="dxa" w:w="100"/>
+            </w:tcMar>
+          </w:tcPr>
+          <w:p>
+            <w:r>
+              <w:rPr>
+                <w:b w:val="false"/>
+                <w:bCs w:val="false"/>
+                <w:sz w:val="20"/>
+                <w:szCs w:val="20"/>
+              </w:rPr>
+              <w:t xml:space="preserve">3</w:t>
+            </w:r>
+          </w:p>
+        </w:tc>
+        <w:tc>
+          <w:tcPr>
+            <w:tcW w:type="dxa" w:w="3300"/>
+            <w:tcBorders>
+              <w:top w:val="single" w:color="B8C4D0" w:sz="4"/>
+              <w:left w:val="single" w:color="B8C4D0" w:sz="4"/>
+              <w:bottom w:val="single" w:color="B8C4D0" w:sz="4"/>
+              <w:right w:val="single" w:color="B8C4D0" w:sz="4"/>
+            </w:tcBorders>
+            <w:tcMar>
+              <w:top w:type="dxa" w:w="80"/>
+              <w:left w:type="dxa" w:w="100"/>
+              <w:bottom w:type="dxa" w:w="80"/>
+              <w:right w:type="dxa" w:w="100"/>
+            </w:tcMar>
+          </w:tcPr>
+          <w:p>
+            <w:r>
+              <w:rPr>
+                <w:b w:val="false"/>
+                <w:bCs w:val="false"/>
+                <w:sz w:val="20"/>
+                <w:szCs w:val="20"/>
+              </w:rPr>
+              <w:t xml:space="preserve">Attendez la notification de CIT (l'équipe projet vous préviendra).</w:t>
+            </w:r>
+          </w:p>
+        </w:tc>
+        <w:tc>
+          <w:tcPr>
+            <w:tcW w:type="dxa" w:w="2800"/>
+            <w:tcBorders>
+              <w:top w:val="single" w:color="B8C4D0" w:sz="4"/>
+              <w:left w:val="single" w:color="B8C4D0" w:sz="4"/>
+              <w:bottom w:val="single" w:color="B8C4D0" w:sz="4"/>
+              <w:right w:val="single" w:color="B8C4D0" w:sz="4"/>
+            </w:tcBorders>
+            <w:tcMar>
+              <w:top w:type="dxa" w:w="80"/>
+              <w:left w:type="dxa" w:w="100"/>
+              <w:bottom w:type="dxa" w:w="80"/>
+              <w:right w:type="dxa" w:w="100"/>
+            </w:tcMar>
+          </w:tcPr>
+          <w:p>
+            <w:r>
+              <w:rPr>
+                <w:b w:val="false"/>
+                <w:bCs w:val="false"/>
+                <w:sz w:val="20"/>
+                <w:szCs w:val="20"/>
+              </w:rPr>
+              <w:t xml:space="preserve">Paiement accepté : le dossier passe au contrôle des documents, puis il est clôturé avec vos documents de sortie.</w:t>
+            </w:r>
+          </w:p>
+        </w:tc>
+        <w:tc>
+          <w:tcPr>
+            <w:tcW w:type="dxa" w:w="1800"/>
+            <w:tcBorders>
+              <w:top w:val="single" w:color="B8C4D0" w:sz="4"/>
+              <w:left w:val="single" w:color="B8C4D0" w:sz="4"/>
+              <w:bottom w:val="single" w:color="B8C4D0" w:sz="4"/>
+              <w:right w:val="single" w:color="B8C4D0" w:sz="4"/>
+            </w:tcBorders>
+            <w:tcMar>
+              <w:top w:type="dxa" w:w="80"/>
+              <w:left w:type="dxa" w:w="100"/>
+              <w:bottom w:type="dxa" w:w="80"/>
+              <w:right w:type="dxa" w:w="100"/>
+            </w:tcMar>
+          </w:tcPr>
+          <w:p>
+            <w:r>
+              <w:rPr>
+                <w:b w:val="false"/>
+                <w:bCs w:val="false"/>
+                <w:sz w:val="20"/>
+                <w:szCs w:val="20"/>
+              </w:rPr>
+              <w:t xml:space="preserve">☐ Ça marche</w:t>
+            </w:r>
+          </w:p>
+          <w:p>
+            <w:r>
+              <w:rPr>
+                <w:b w:val="false"/>
+                <w:bCs w:val="false"/>
+                <w:sz w:val="20"/>
+                <w:szCs w:val="20"/>
+              </w:rPr>
+              <w:t xml:space="preserve">☐ Ne marche pas</w:t>
+            </w:r>
+          </w:p>
+          <w:p>
+            <w:r>
+              <w:rPr>
+                <w:b w:val="false"/>
+                <w:bCs w:val="false"/>
+                <w:sz w:val="20"/>
+                <w:szCs w:val="20"/>
+              </w:rPr>
+              <w:t xml:space="preserve">☐ Pas compris</w:t>
+            </w:r>
+          </w:p>
+        </w:tc>
+        <w:tc>
+          <w:tcPr>
+            <w:tcW w:type="dxa" w:w="1526"/>
+            <w:tcBorders>
+              <w:top w:val="single" w:color="B8C4D0" w:sz="4"/>
+              <w:left w:val="single" w:color="B8C4D0" w:sz="4"/>
+              <w:bottom w:val="single" w:color="B8C4D0" w:sz="4"/>
+              <w:right w:val="single" w:color="B8C4D0" w:sz="4"/>
+            </w:tcBorders>
+            <w:tcMar>
+              <w:top w:type="dxa" w:w="80"/>
+              <w:left w:type="dxa" w:w="100"/>
+              <w:bottom w:type="dxa" w:w="80"/>
+              <w:right w:type="dxa" w:w="100"/>
+            </w:tcMar>
+          </w:tcPr>
+          <w:p>
+            <w:r>
+              <w:rPr>
+                <w:b w:val="false"/>
+                <w:bCs w:val="false"/>
+                <w:sz w:val="20"/>
+                <w:szCs w:val="20"/>
+              </w:rPr>
+              <w:t xml:space="preserve"/>
+            </w:r>
+          </w:p>
+        </w:tc>
+      </w:tr>
+    </w:tbl>
+    <w:p>
+      <w:pPr>
+        <w:spacing w:after="120"/>
+      </w:pPr>
+      <w:r>
+        <w:t xml:space="preserve"/>
+      </w:r>
+    </w:p>
+    <w:p>
+      <w:pPr>
+        <w:pStyle w:val="Heading1"/>
+      </w:pPr>
+      <w:r>
+        <w:t xml:space="preserve">Partie 7 — Répondre à une demande d'information</w:t>
       </w:r>
     </w:p>
     <w:p>
@@ -5484,7 +6195,7 @@
         <w:pStyle w:val="Heading1"/>
       </w:pPr>
       <w:r>
-        <w:t xml:space="preserve">Partie 7 — Estimer un prix (simulation de proforma)</w:t>
+        <w:t xml:space="preserve">Partie 8 — Estimer un prix (simulation de proforma)</w:t>
       </w:r>
     </w:p>
     <w:p>
@@ -6363,7 +7074,7 @@
         <w:pStyle w:val="Heading1"/>
       </w:pPr>
       <w:r>
-        <w:t xml:space="preserve">Partie 8 — Faire une réclamation</w:t>
+        <w:t xml:space="preserve">Partie 9 — Faire une réclamation</w:t>
       </w:r>
     </w:p>
     <w:p>
@@ -7074,7 +7785,7 @@
         <w:pStyle w:val="Heading1"/>
       </w:pPr>
       <w:r>
-        <w:t xml:space="preserve">Partie 9 — Demander un avoir</w:t>
+        <w:t xml:space="preserve">Partie 10 — Demander un avoir</w:t>
       </w:r>
     </w:p>
     <w:p>
@@ -7785,7 +8496,7 @@
         <w:pStyle w:val="Heading1"/>
       </w:pPr>
       <w:r>
-        <w:t xml:space="preserve">Partie 10 — Prendre rendez-vous au guichet</w:t>
+        <w:t xml:space="preserve">Partie 11 — Prendre rendez-vous au guichet</w:t>
       </w:r>
     </w:p>
     <w:p>
@@ -8328,7 +9039,7 @@
         <w:pStyle w:val="Heading1"/>
       </w:pPr>
       <w:r>
-        <w:t xml:space="preserve">Partie 11 — Signaler un problème technique</w:t>
+        <w:t xml:space="preserve">Partie 12 — Signaler un problème technique</w:t>
       </w:r>
     </w:p>
     <w:p>
@@ -9039,7 +9750,7 @@
         <w:pStyle w:val="Heading1"/>
       </w:pPr>
       <w:r>
-        <w:t xml:space="preserve">Partie 12 — Terminer</w:t>
+        <w:t xml:space="preserve">Partie 13 — Terminer</w:t>
       </w:r>
     </w:p>
     <w:p>

--- a/docs/recette/guides-utilisateurs/Guide-de-test-Client.docx
+++ b/docs/recette/guides-utilisateurs/Guide-de-test-Client.docx
@@ -57,7 +57,7 @@
           <w:sz w:val="22"/>
           <w:szCs w:val="22"/>
         </w:rPr>
-        <w:t xml:space="preserve">Version 1.1 — 28/09/2026</w:t>
+        <w:t xml:space="preserve">Version 1.2 — 03/10/2026</w:t>
       </w:r>
     </w:p>
     <w:tbl>
@@ -171,7 +171,7 @@
           <w:b/>
           <w:bCs/>
         </w:rPr>
-        <w:t xml:space="preserve">Durée estimée : environ 90 minutes, en 13 parties.</w:t>
+        <w:t xml:space="preserve">Durée estimée : environ 105 minutes, en 14 parties.</w:t>
       </w:r>
     </w:p>
     <w:p>
@@ -2472,7 +2472,718 @@
         <w:pStyle w:val="Heading1"/>
       </w:pPr>
       <w:r>
-        <w:t xml:space="preserve">Partie 3 — Déclarer une importation (BL)</w:t>
+        <w:t xml:space="preserve">Partie 3 — Demander l'aide d'un conseiller</w:t>
+      </w:r>
+    </w:p>
+    <w:p>
+      <w:pPr>
+        <w:spacing w:after="120"/>
+        <w:rPr>
+          <w:i/>
+          <w:iCs/>
+        </w:rPr>
+      </w:pPr>
+      <w:r>
+        <w:rPr>
+          <w:i/>
+          <w:iCs/>
+        </w:rPr>
+        <w:t xml:space="preserve">L'assistant ne suffit pas : vous voulez parler à une personne de CIT au sujet d'un dossier.</w:t>
+      </w:r>
+    </w:p>
+    <w:tbl>
+      <w:tblPr>
+        <w:tblW w:type="dxa" w:w="9906"/>
+        <w:tblBorders>
+          <w:top w:val="single" w:color="auto" w:sz="4"/>
+          <w:left w:val="single" w:color="auto" w:sz="4"/>
+          <w:bottom w:val="single" w:color="auto" w:sz="4"/>
+          <w:right w:val="single" w:color="auto" w:sz="4"/>
+          <w:insideH w:val="single" w:color="auto" w:sz="4"/>
+          <w:insideV w:val="single" w:color="auto" w:sz="4"/>
+        </w:tblBorders>
+      </w:tblPr>
+      <w:tblGrid>
+        <w:gridCol w:w="480"/>
+        <w:gridCol w:w="3300"/>
+        <w:gridCol w:w="2800"/>
+        <w:gridCol w:w="1800"/>
+        <w:gridCol w:w="1526"/>
+      </w:tblGrid>
+      <w:tr>
+        <w:trPr>
+          <w:tblHeader/>
+        </w:trPr>
+        <w:tc>
+          <w:tcPr>
+            <w:tcW w:type="dxa" w:w="480"/>
+            <w:tcBorders>
+              <w:top w:val="single" w:color="B8C4D0" w:sz="4"/>
+              <w:left w:val="single" w:color="B8C4D0" w:sz="4"/>
+              <w:bottom w:val="single" w:color="B8C4D0" w:sz="4"/>
+              <w:right w:val="single" w:color="B8C4D0" w:sz="4"/>
+            </w:tcBorders>
+            <w:shd w:fill="0B3D6E" w:color="auto" w:val="clear"/>
+            <w:tcMar>
+              <w:top w:type="dxa" w:w="80"/>
+              <w:left w:type="dxa" w:w="100"/>
+              <w:bottom w:type="dxa" w:w="80"/>
+              <w:right w:type="dxa" w:w="100"/>
+            </w:tcMar>
+          </w:tcPr>
+          <w:p>
+            <w:r>
+              <w:rPr>
+                <w:b/>
+                <w:bCs/>
+                <w:color w:val="FFFFFF"/>
+                <w:sz w:val="20"/>
+                <w:szCs w:val="20"/>
+              </w:rPr>
+              <w:t xml:space="preserve">N°</w:t>
+            </w:r>
+          </w:p>
+        </w:tc>
+        <w:tc>
+          <w:tcPr>
+            <w:tcW w:type="dxa" w:w="3300"/>
+            <w:tcBorders>
+              <w:top w:val="single" w:color="B8C4D0" w:sz="4"/>
+              <w:left w:val="single" w:color="B8C4D0" w:sz="4"/>
+              <w:bottom w:val="single" w:color="B8C4D0" w:sz="4"/>
+              <w:right w:val="single" w:color="B8C4D0" w:sz="4"/>
+            </w:tcBorders>
+            <w:shd w:fill="0B3D6E" w:color="auto" w:val="clear"/>
+            <w:tcMar>
+              <w:top w:type="dxa" w:w="80"/>
+              <w:left w:type="dxa" w:w="100"/>
+              <w:bottom w:type="dxa" w:w="80"/>
+              <w:right w:type="dxa" w:w="100"/>
+            </w:tcMar>
+          </w:tcPr>
+          <w:p>
+            <w:r>
+              <w:rPr>
+                <w:b/>
+                <w:bCs/>
+                <w:color w:val="FFFFFF"/>
+                <w:sz w:val="20"/>
+                <w:szCs w:val="20"/>
+              </w:rPr>
+              <w:t xml:space="preserve">Ce que vous faites</w:t>
+            </w:r>
+          </w:p>
+        </w:tc>
+        <w:tc>
+          <w:tcPr>
+            <w:tcW w:type="dxa" w:w="2800"/>
+            <w:tcBorders>
+              <w:top w:val="single" w:color="B8C4D0" w:sz="4"/>
+              <w:left w:val="single" w:color="B8C4D0" w:sz="4"/>
+              <w:bottom w:val="single" w:color="B8C4D0" w:sz="4"/>
+              <w:right w:val="single" w:color="B8C4D0" w:sz="4"/>
+            </w:tcBorders>
+            <w:shd w:fill="0B3D6E" w:color="auto" w:val="clear"/>
+            <w:tcMar>
+              <w:top w:type="dxa" w:w="80"/>
+              <w:left w:type="dxa" w:w="100"/>
+              <w:bottom w:type="dxa" w:w="80"/>
+              <w:right w:type="dxa" w:w="100"/>
+            </w:tcMar>
+          </w:tcPr>
+          <w:p>
+            <w:r>
+              <w:rPr>
+                <w:b/>
+                <w:bCs/>
+                <w:color w:val="FFFFFF"/>
+                <w:sz w:val="20"/>
+                <w:szCs w:val="20"/>
+              </w:rPr>
+              <w:t xml:space="preserve">Ce que vous devez voir</w:t>
+            </w:r>
+          </w:p>
+        </w:tc>
+        <w:tc>
+          <w:tcPr>
+            <w:tcW w:type="dxa" w:w="1800"/>
+            <w:tcBorders>
+              <w:top w:val="single" w:color="B8C4D0" w:sz="4"/>
+              <w:left w:val="single" w:color="B8C4D0" w:sz="4"/>
+              <w:bottom w:val="single" w:color="B8C4D0" w:sz="4"/>
+              <w:right w:val="single" w:color="B8C4D0" w:sz="4"/>
+            </w:tcBorders>
+            <w:shd w:fill="0B3D6E" w:color="auto" w:val="clear"/>
+            <w:tcMar>
+              <w:top w:type="dxa" w:w="80"/>
+              <w:left w:type="dxa" w:w="100"/>
+              <w:bottom w:type="dxa" w:w="80"/>
+              <w:right w:type="dxa" w:w="100"/>
+            </w:tcMar>
+          </w:tcPr>
+          <w:p>
+            <w:r>
+              <w:rPr>
+                <w:b/>
+                <w:bCs/>
+                <w:color w:val="FFFFFF"/>
+                <w:sz w:val="20"/>
+                <w:szCs w:val="20"/>
+              </w:rPr>
+              <w:t xml:space="preserve">Résultat</w:t>
+            </w:r>
+          </w:p>
+        </w:tc>
+        <w:tc>
+          <w:tcPr>
+            <w:tcW w:type="dxa" w:w="1526"/>
+            <w:tcBorders>
+              <w:top w:val="single" w:color="B8C4D0" w:sz="4"/>
+              <w:left w:val="single" w:color="B8C4D0" w:sz="4"/>
+              <w:bottom w:val="single" w:color="B8C4D0" w:sz="4"/>
+              <w:right w:val="single" w:color="B8C4D0" w:sz="4"/>
+            </w:tcBorders>
+            <w:shd w:fill="0B3D6E" w:color="auto" w:val="clear"/>
+            <w:tcMar>
+              <w:top w:type="dxa" w:w="80"/>
+              <w:left w:type="dxa" w:w="100"/>
+              <w:bottom w:type="dxa" w:w="80"/>
+              <w:right w:type="dxa" w:w="100"/>
+            </w:tcMar>
+          </w:tcPr>
+          <w:p>
+            <w:r>
+              <w:rPr>
+                <w:b/>
+                <w:bCs/>
+                <w:color w:val="FFFFFF"/>
+                <w:sz w:val="20"/>
+                <w:szCs w:val="20"/>
+              </w:rPr>
+              <w:t xml:space="preserve">Commentaire</w:t>
+            </w:r>
+          </w:p>
+        </w:tc>
+      </w:tr>
+      <w:tr>
+        <w:trPr>
+          <w:cantSplit/>
+        </w:trPr>
+        <w:tc>
+          <w:tcPr>
+            <w:tcW w:type="dxa" w:w="480"/>
+            <w:tcBorders>
+              <w:top w:val="single" w:color="B8C4D0" w:sz="4"/>
+              <w:left w:val="single" w:color="B8C4D0" w:sz="4"/>
+              <w:bottom w:val="single" w:color="B8C4D0" w:sz="4"/>
+              <w:right w:val="single" w:color="B8C4D0" w:sz="4"/>
+            </w:tcBorders>
+            <w:shd w:fill="EAF1F8" w:color="auto" w:val="clear"/>
+            <w:tcMar>
+              <w:top w:type="dxa" w:w="80"/>
+              <w:left w:type="dxa" w:w="100"/>
+              <w:bottom w:type="dxa" w:w="80"/>
+              <w:right w:type="dxa" w:w="100"/>
+            </w:tcMar>
+          </w:tcPr>
+          <w:p>
+            <w:r>
+              <w:rPr>
+                <w:b w:val="false"/>
+                <w:bCs w:val="false"/>
+                <w:sz w:val="20"/>
+                <w:szCs w:val="20"/>
+              </w:rPr>
+              <w:t xml:space="preserve">1</w:t>
+            </w:r>
+          </w:p>
+        </w:tc>
+        <w:tc>
+          <w:tcPr>
+            <w:tcW w:type="dxa" w:w="3300"/>
+            <w:tcBorders>
+              <w:top w:val="single" w:color="B8C4D0" w:sz="4"/>
+              <w:left w:val="single" w:color="B8C4D0" w:sz="4"/>
+              <w:bottom w:val="single" w:color="B8C4D0" w:sz="4"/>
+              <w:right w:val="single" w:color="B8C4D0" w:sz="4"/>
+            </w:tcBorders>
+            <w:tcMar>
+              <w:top w:type="dxa" w:w="80"/>
+              <w:left w:type="dxa" w:w="100"/>
+              <w:bottom w:type="dxa" w:w="80"/>
+              <w:right w:type="dxa" w:w="100"/>
+            </w:tcMar>
+          </w:tcPr>
+          <w:p>
+            <w:r>
+              <w:rPr>
+                <w:b w:val="false"/>
+                <w:bCs w:val="false"/>
+                <w:sz w:val="20"/>
+                <w:szCs w:val="20"/>
+              </w:rPr>
+              <w:t xml:space="preserve">Cliquez sur la bulle de l'assistant en bas à droite et posez votre question.</w:t>
+            </w:r>
+          </w:p>
+        </w:tc>
+        <w:tc>
+          <w:tcPr>
+            <w:tcW w:type="dxa" w:w="2800"/>
+            <w:tcBorders>
+              <w:top w:val="single" w:color="B8C4D0" w:sz="4"/>
+              <w:left w:val="single" w:color="B8C4D0" w:sz="4"/>
+              <w:bottom w:val="single" w:color="B8C4D0" w:sz="4"/>
+              <w:right w:val="single" w:color="B8C4D0" w:sz="4"/>
+            </w:tcBorders>
+            <w:tcMar>
+              <w:top w:type="dxa" w:w="80"/>
+              <w:left w:type="dxa" w:w="100"/>
+              <w:bottom w:type="dxa" w:w="80"/>
+              <w:right w:type="dxa" w:w="100"/>
+            </w:tcMar>
+          </w:tcPr>
+          <w:p>
+            <w:r>
+              <w:rPr>
+                <w:b w:val="false"/>
+                <w:bCs w:val="false"/>
+                <w:sz w:val="20"/>
+                <w:szCs w:val="20"/>
+              </w:rPr>
+              <w:t xml:space="preserve">L'assistant répond. Sous sa réponse, une ligne « Source » indique d'où vient l'information.</w:t>
+            </w:r>
+          </w:p>
+        </w:tc>
+        <w:tc>
+          <w:tcPr>
+            <w:tcW w:type="dxa" w:w="1800"/>
+            <w:tcBorders>
+              <w:top w:val="single" w:color="B8C4D0" w:sz="4"/>
+              <w:left w:val="single" w:color="B8C4D0" w:sz="4"/>
+              <w:bottom w:val="single" w:color="B8C4D0" w:sz="4"/>
+              <w:right w:val="single" w:color="B8C4D0" w:sz="4"/>
+            </w:tcBorders>
+            <w:tcMar>
+              <w:top w:type="dxa" w:w="80"/>
+              <w:left w:type="dxa" w:w="100"/>
+              <w:bottom w:type="dxa" w:w="80"/>
+              <w:right w:type="dxa" w:w="100"/>
+            </w:tcMar>
+          </w:tcPr>
+          <w:p>
+            <w:r>
+              <w:rPr>
+                <w:b w:val="false"/>
+                <w:bCs w:val="false"/>
+                <w:sz w:val="20"/>
+                <w:szCs w:val="20"/>
+              </w:rPr>
+              <w:t xml:space="preserve">☐ Ça marche</w:t>
+            </w:r>
+          </w:p>
+          <w:p>
+            <w:r>
+              <w:rPr>
+                <w:b w:val="false"/>
+                <w:bCs w:val="false"/>
+                <w:sz w:val="20"/>
+                <w:szCs w:val="20"/>
+              </w:rPr>
+              <w:t xml:space="preserve">☐ Ne marche pas</w:t>
+            </w:r>
+          </w:p>
+          <w:p>
+            <w:r>
+              <w:rPr>
+                <w:b w:val="false"/>
+                <w:bCs w:val="false"/>
+                <w:sz w:val="20"/>
+                <w:szCs w:val="20"/>
+              </w:rPr>
+              <w:t xml:space="preserve">☐ Pas compris</w:t>
+            </w:r>
+          </w:p>
+        </w:tc>
+        <w:tc>
+          <w:tcPr>
+            <w:tcW w:type="dxa" w:w="1526"/>
+            <w:tcBorders>
+              <w:top w:val="single" w:color="B8C4D0" w:sz="4"/>
+              <w:left w:val="single" w:color="B8C4D0" w:sz="4"/>
+              <w:bottom w:val="single" w:color="B8C4D0" w:sz="4"/>
+              <w:right w:val="single" w:color="B8C4D0" w:sz="4"/>
+            </w:tcBorders>
+            <w:tcMar>
+              <w:top w:type="dxa" w:w="80"/>
+              <w:left w:type="dxa" w:w="100"/>
+              <w:bottom w:type="dxa" w:w="80"/>
+              <w:right w:type="dxa" w:w="100"/>
+            </w:tcMar>
+          </w:tcPr>
+          <w:p>
+            <w:r>
+              <w:rPr>
+                <w:b w:val="false"/>
+                <w:bCs w:val="false"/>
+                <w:sz w:val="20"/>
+                <w:szCs w:val="20"/>
+              </w:rPr>
+              <w:t xml:space="preserve"/>
+            </w:r>
+          </w:p>
+        </w:tc>
+      </w:tr>
+      <w:tr>
+        <w:trPr>
+          <w:cantSplit/>
+        </w:trPr>
+        <w:tc>
+          <w:tcPr>
+            <w:tcW w:type="dxa" w:w="480"/>
+            <w:tcBorders>
+              <w:top w:val="single" w:color="B8C4D0" w:sz="4"/>
+              <w:left w:val="single" w:color="B8C4D0" w:sz="4"/>
+              <w:bottom w:val="single" w:color="B8C4D0" w:sz="4"/>
+              <w:right w:val="single" w:color="B8C4D0" w:sz="4"/>
+            </w:tcBorders>
+            <w:shd w:fill="EAF1F8" w:color="auto" w:val="clear"/>
+            <w:tcMar>
+              <w:top w:type="dxa" w:w="80"/>
+              <w:left w:type="dxa" w:w="100"/>
+              <w:bottom w:type="dxa" w:w="80"/>
+              <w:right w:type="dxa" w:w="100"/>
+            </w:tcMar>
+          </w:tcPr>
+          <w:p>
+            <w:r>
+              <w:rPr>
+                <w:b w:val="false"/>
+                <w:bCs w:val="false"/>
+                <w:sz w:val="20"/>
+                <w:szCs w:val="20"/>
+              </w:rPr>
+              <w:t xml:space="preserve">2</w:t>
+            </w:r>
+          </w:p>
+        </w:tc>
+        <w:tc>
+          <w:tcPr>
+            <w:tcW w:type="dxa" w:w="3300"/>
+            <w:tcBorders>
+              <w:top w:val="single" w:color="B8C4D0" w:sz="4"/>
+              <w:left w:val="single" w:color="B8C4D0" w:sz="4"/>
+              <w:bottom w:val="single" w:color="B8C4D0" w:sz="4"/>
+              <w:right w:val="single" w:color="B8C4D0" w:sz="4"/>
+            </w:tcBorders>
+            <w:tcMar>
+              <w:top w:type="dxa" w:w="80"/>
+              <w:left w:type="dxa" w:w="100"/>
+              <w:bottom w:type="dxa" w:w="80"/>
+              <w:right w:type="dxa" w:w="100"/>
+            </w:tcMar>
+          </w:tcPr>
+          <w:p>
+            <w:r>
+              <w:rPr>
+                <w:b w:val="false"/>
+                <w:bCs w:val="false"/>
+                <w:sz w:val="20"/>
+                <w:szCs w:val="20"/>
+              </w:rPr>
+              <w:t xml:space="preserve">Tapez une question avec une faute (par exemple « reclammation »).</w:t>
+            </w:r>
+          </w:p>
+        </w:tc>
+        <w:tc>
+          <w:tcPr>
+            <w:tcW w:type="dxa" w:w="2800"/>
+            <w:tcBorders>
+              <w:top w:val="single" w:color="B8C4D0" w:sz="4"/>
+              <w:left w:val="single" w:color="B8C4D0" w:sz="4"/>
+              <w:bottom w:val="single" w:color="B8C4D0" w:sz="4"/>
+              <w:right w:val="single" w:color="B8C4D0" w:sz="4"/>
+            </w:tcBorders>
+            <w:tcMar>
+              <w:top w:type="dxa" w:w="80"/>
+              <w:left w:type="dxa" w:w="100"/>
+              <w:bottom w:type="dxa" w:w="80"/>
+              <w:right w:type="dxa" w:w="100"/>
+            </w:tcMar>
+          </w:tcPr>
+          <w:p>
+            <w:r>
+              <w:rPr>
+                <w:b w:val="false"/>
+                <w:bCs w:val="false"/>
+                <w:sz w:val="20"/>
+                <w:szCs w:val="20"/>
+              </w:rPr>
+              <w:t xml:space="preserve">L'assistant comprend quand même et répond sur les réclamations.</w:t>
+            </w:r>
+          </w:p>
+        </w:tc>
+        <w:tc>
+          <w:tcPr>
+            <w:tcW w:type="dxa" w:w="1800"/>
+            <w:tcBorders>
+              <w:top w:val="single" w:color="B8C4D0" w:sz="4"/>
+              <w:left w:val="single" w:color="B8C4D0" w:sz="4"/>
+              <w:bottom w:val="single" w:color="B8C4D0" w:sz="4"/>
+              <w:right w:val="single" w:color="B8C4D0" w:sz="4"/>
+            </w:tcBorders>
+            <w:tcMar>
+              <w:top w:type="dxa" w:w="80"/>
+              <w:left w:type="dxa" w:w="100"/>
+              <w:bottom w:type="dxa" w:w="80"/>
+              <w:right w:type="dxa" w:w="100"/>
+            </w:tcMar>
+          </w:tcPr>
+          <w:p>
+            <w:r>
+              <w:rPr>
+                <w:b w:val="false"/>
+                <w:bCs w:val="false"/>
+                <w:sz w:val="20"/>
+                <w:szCs w:val="20"/>
+              </w:rPr>
+              <w:t xml:space="preserve">☐ Ça marche</w:t>
+            </w:r>
+          </w:p>
+          <w:p>
+            <w:r>
+              <w:rPr>
+                <w:b w:val="false"/>
+                <w:bCs w:val="false"/>
+                <w:sz w:val="20"/>
+                <w:szCs w:val="20"/>
+              </w:rPr>
+              <w:t xml:space="preserve">☐ Ne marche pas</w:t>
+            </w:r>
+          </w:p>
+          <w:p>
+            <w:r>
+              <w:rPr>
+                <w:b w:val="false"/>
+                <w:bCs w:val="false"/>
+                <w:sz w:val="20"/>
+                <w:szCs w:val="20"/>
+              </w:rPr>
+              <w:t xml:space="preserve">☐ Pas compris</w:t>
+            </w:r>
+          </w:p>
+        </w:tc>
+        <w:tc>
+          <w:tcPr>
+            <w:tcW w:type="dxa" w:w="1526"/>
+            <w:tcBorders>
+              <w:top w:val="single" w:color="B8C4D0" w:sz="4"/>
+              <w:left w:val="single" w:color="B8C4D0" w:sz="4"/>
+              <w:bottom w:val="single" w:color="B8C4D0" w:sz="4"/>
+              <w:right w:val="single" w:color="B8C4D0" w:sz="4"/>
+            </w:tcBorders>
+            <w:tcMar>
+              <w:top w:type="dxa" w:w="80"/>
+              <w:left w:type="dxa" w:w="100"/>
+              <w:bottom w:type="dxa" w:w="80"/>
+              <w:right w:type="dxa" w:w="100"/>
+            </w:tcMar>
+          </w:tcPr>
+          <w:p>
+            <w:r>
+              <w:rPr>
+                <w:b w:val="false"/>
+                <w:bCs w:val="false"/>
+                <w:sz w:val="20"/>
+                <w:szCs w:val="20"/>
+              </w:rPr>
+              <w:t xml:space="preserve"/>
+            </w:r>
+          </w:p>
+        </w:tc>
+      </w:tr>
+      <w:tr>
+        <w:trPr>
+          <w:cantSplit/>
+        </w:trPr>
+        <w:tc>
+          <w:tcPr>
+            <w:tcW w:type="dxa" w:w="480"/>
+            <w:tcBorders>
+              <w:top w:val="single" w:color="B8C4D0" w:sz="4"/>
+              <w:left w:val="single" w:color="B8C4D0" w:sz="4"/>
+              <w:bottom w:val="single" w:color="B8C4D0" w:sz="4"/>
+              <w:right w:val="single" w:color="B8C4D0" w:sz="4"/>
+            </w:tcBorders>
+            <w:shd w:fill="EAF1F8" w:color="auto" w:val="clear"/>
+            <w:tcMar>
+              <w:top w:type="dxa" w:w="80"/>
+              <w:left w:type="dxa" w:w="100"/>
+              <w:bottom w:type="dxa" w:w="80"/>
+              <w:right w:type="dxa" w:w="100"/>
+            </w:tcMar>
+          </w:tcPr>
+          <w:p>
+            <w:r>
+              <w:rPr>
+                <w:b w:val="false"/>
+                <w:bCs w:val="false"/>
+                <w:sz w:val="20"/>
+                <w:szCs w:val="20"/>
+              </w:rPr>
+              <w:t xml:space="preserve">3</w:t>
+            </w:r>
+          </w:p>
+        </w:tc>
+        <w:tc>
+          <w:tcPr>
+            <w:tcW w:type="dxa" w:w="3300"/>
+            <w:tcBorders>
+              <w:top w:val="single" w:color="B8C4D0" w:sz="4"/>
+              <w:left w:val="single" w:color="B8C4D0" w:sz="4"/>
+              <w:bottom w:val="single" w:color="B8C4D0" w:sz="4"/>
+              <w:right w:val="single" w:color="B8C4D0" w:sz="4"/>
+            </w:tcBorders>
+            <w:tcMar>
+              <w:top w:type="dxa" w:w="80"/>
+              <w:left w:type="dxa" w:w="100"/>
+              <w:bottom w:type="dxa" w:w="80"/>
+              <w:right w:type="dxa" w:w="100"/>
+            </w:tcMar>
+          </w:tcPr>
+          <w:p>
+            <w:r>
+              <w:rPr>
+                <w:b w:val="false"/>
+                <w:bCs w:val="false"/>
+                <w:sz w:val="20"/>
+                <w:szCs w:val="20"/>
+              </w:rPr>
+              <w:t xml:space="preserve">Cliquez sur « 🙋 Parler à un conseiller », tapez le numéro de votre dossier (tel qu'il apparaît dans vos demandes), puis « Transmettre à un opérateur ».</w:t>
+            </w:r>
+          </w:p>
+        </w:tc>
+        <w:tc>
+          <w:tcPr>
+            <w:tcW w:type="dxa" w:w="2800"/>
+            <w:tcBorders>
+              <w:top w:val="single" w:color="B8C4D0" w:sz="4"/>
+              <w:left w:val="single" w:color="B8C4D0" w:sz="4"/>
+              <w:bottom w:val="single" w:color="B8C4D0" w:sz="4"/>
+              <w:right w:val="single" w:color="B8C4D0" w:sz="4"/>
+            </w:tcBorders>
+            <w:tcMar>
+              <w:top w:type="dxa" w:w="80"/>
+              <w:left w:type="dxa" w:w="100"/>
+              <w:bottom w:type="dxa" w:w="80"/>
+              <w:right w:type="dxa" w:w="100"/>
+            </w:tcMar>
+          </w:tcPr>
+          <w:p>
+            <w:r>
+              <w:rPr>
+                <w:b w:val="false"/>
+                <w:bCs w:val="false"/>
+                <w:sz w:val="20"/>
+                <w:szCs w:val="20"/>
+              </w:rPr>
+              <w:t xml:space="preserve">Un message confirme que la conversation a été transmise. Elle apparaît dans votre dossier, et un agent CIT reprend la discussion.</w:t>
+            </w:r>
+          </w:p>
+        </w:tc>
+        <w:tc>
+          <w:tcPr>
+            <w:tcW w:type="dxa" w:w="1800"/>
+            <w:tcBorders>
+              <w:top w:val="single" w:color="B8C4D0" w:sz="4"/>
+              <w:left w:val="single" w:color="B8C4D0" w:sz="4"/>
+              <w:bottom w:val="single" w:color="B8C4D0" w:sz="4"/>
+              <w:right w:val="single" w:color="B8C4D0" w:sz="4"/>
+            </w:tcBorders>
+            <w:tcMar>
+              <w:top w:type="dxa" w:w="80"/>
+              <w:left w:type="dxa" w:w="100"/>
+              <w:bottom w:type="dxa" w:w="80"/>
+              <w:right w:type="dxa" w:w="100"/>
+            </w:tcMar>
+          </w:tcPr>
+          <w:p>
+            <w:r>
+              <w:rPr>
+                <w:b w:val="false"/>
+                <w:bCs w:val="false"/>
+                <w:sz w:val="20"/>
+                <w:szCs w:val="20"/>
+              </w:rPr>
+              <w:t xml:space="preserve">☐ Ça marche</w:t>
+            </w:r>
+          </w:p>
+          <w:p>
+            <w:r>
+              <w:rPr>
+                <w:b w:val="false"/>
+                <w:bCs w:val="false"/>
+                <w:sz w:val="20"/>
+                <w:szCs w:val="20"/>
+              </w:rPr>
+              <w:t xml:space="preserve">☐ Ne marche pas</w:t>
+            </w:r>
+          </w:p>
+          <w:p>
+            <w:r>
+              <w:rPr>
+                <w:b w:val="false"/>
+                <w:bCs w:val="false"/>
+                <w:sz w:val="20"/>
+                <w:szCs w:val="20"/>
+              </w:rPr>
+              <w:t xml:space="preserve">☐ Pas compris</w:t>
+            </w:r>
+          </w:p>
+        </w:tc>
+        <w:tc>
+          <w:tcPr>
+            <w:tcW w:type="dxa" w:w="1526"/>
+            <w:tcBorders>
+              <w:top w:val="single" w:color="B8C4D0" w:sz="4"/>
+              <w:left w:val="single" w:color="B8C4D0" w:sz="4"/>
+              <w:bottom w:val="single" w:color="B8C4D0" w:sz="4"/>
+              <w:right w:val="single" w:color="B8C4D0" w:sz="4"/>
+            </w:tcBorders>
+            <w:tcMar>
+              <w:top w:type="dxa" w:w="80"/>
+              <w:left w:type="dxa" w:w="100"/>
+              <w:bottom w:type="dxa" w:w="80"/>
+              <w:right w:type="dxa" w:w="100"/>
+            </w:tcMar>
+          </w:tcPr>
+          <w:p>
+            <w:r>
+              <w:rPr>
+                <w:b w:val="false"/>
+                <w:bCs w:val="false"/>
+                <w:sz w:val="20"/>
+                <w:szCs w:val="20"/>
+              </w:rPr>
+              <w:t xml:space="preserve"/>
+            </w:r>
+          </w:p>
+        </w:tc>
+      </w:tr>
+    </w:tbl>
+    <w:p>
+      <w:pPr>
+        <w:spacing w:after="120"/>
+      </w:pPr>
+      <w:r>
+        <w:t xml:space="preserve"/>
+      </w:r>
+    </w:p>
+    <w:p>
+      <w:pPr>
+        <w:pStyle w:val="Heading1"/>
+      </w:pPr>
+      <w:r>
+        <w:t xml:space="preserve">Partie 4 — Déclarer une importation (BL)</w:t>
       </w:r>
     </w:p>
     <w:p>
@@ -3519,7 +4230,7 @@
         <w:pStyle w:val="Heading1"/>
       </w:pPr>
       <w:r>
-        <w:t xml:space="preserve">Partie 4 — Déclarer une exportation (booking)</w:t>
+        <w:t xml:space="preserve">Partie 5 — Déclarer une exportation (booking)</w:t>
       </w:r>
     </w:p>
     <w:p>
@@ -4062,7 +4773,7 @@
         <w:pStyle w:val="Heading1"/>
       </w:pPr>
       <w:r>
-        <w:t xml:space="preserve">Partie 5 — Suivre mes dossiers</w:t>
+        <w:t xml:space="preserve">Partie 6 — Suivre mes dossiers</w:t>
       </w:r>
     </w:p>
     <w:p>
@@ -4941,7 +5652,7 @@
         <w:pStyle w:val="Heading1"/>
       </w:pPr>
       <w:r>
-        <w:t xml:space="preserve">Partie 6 — Payer une facture</w:t>
+        <w:t xml:space="preserve">Partie 7 — Payer une facture</w:t>
       </w:r>
     </w:p>
     <w:p>
@@ -5652,7 +6363,7 @@
         <w:pStyle w:val="Heading1"/>
       </w:pPr>
       <w:r>
-        <w:t xml:space="preserve">Partie 7 — Répondre à une demande d'information</w:t>
+        <w:t xml:space="preserve">Partie 8 — Répondre à une demande d'information</w:t>
       </w:r>
     </w:p>
     <w:p>
@@ -6195,7 +6906,7 @@
         <w:pStyle w:val="Heading1"/>
       </w:pPr>
       <w:r>
-        <w:t xml:space="preserve">Partie 8 — Estimer un prix (simulation de proforma)</w:t>
+        <w:t xml:space="preserve">Partie 9 — Estimer un prix (simulation de proforma)</w:t>
       </w:r>
     </w:p>
     <w:p>
@@ -7074,7 +7785,7 @@
         <w:pStyle w:val="Heading1"/>
       </w:pPr>
       <w:r>
-        <w:t xml:space="preserve">Partie 9 — Faire une réclamation</w:t>
+        <w:t xml:space="preserve">Partie 10 — Faire une réclamation</w:t>
       </w:r>
     </w:p>
     <w:p>
@@ -7785,7 +8496,7 @@
         <w:pStyle w:val="Heading1"/>
       </w:pPr>
       <w:r>
-        <w:t xml:space="preserve">Partie 10 — Demander un avoir</w:t>
+        <w:t xml:space="preserve">Partie 11 — Demander un avoir</w:t>
       </w:r>
     </w:p>
     <w:p>
@@ -8496,7 +9207,7 @@
         <w:pStyle w:val="Heading1"/>
       </w:pPr>
       <w:r>
-        <w:t xml:space="preserve">Partie 11 — Prendre rendez-vous au guichet</w:t>
+        <w:t xml:space="preserve">Partie 12 — Prendre rendez-vous au guichet</w:t>
       </w:r>
     </w:p>
     <w:p>
@@ -9039,7 +9750,7 @@
         <w:pStyle w:val="Heading1"/>
       </w:pPr>
       <w:r>
-        <w:t xml:space="preserve">Partie 12 — Signaler un problème technique</w:t>
+        <w:t xml:space="preserve">Partie 13 — Signaler un problème technique</w:t>
       </w:r>
     </w:p>
     <w:p>
@@ -9750,7 +10461,7 @@
         <w:pStyle w:val="Heading1"/>
       </w:pPr>
       <w:r>
-        <w:t xml:space="preserve">Partie 13 — Terminer</w:t>
+        <w:t xml:space="preserve">Partie 14 — Terminer</w:t>
       </w:r>
     </w:p>
     <w:p>

--- a/docs/recette/guides-utilisateurs/Guide-de-test-Client.docx
+++ b/docs/recette/guides-utilisateurs/Guide-de-test-Client.docx
@@ -57,7 +57,7 @@
           <w:sz w:val="22"/>
           <w:szCs w:val="22"/>
         </w:rPr>
-        <w:t xml:space="preserve">Version 1.2 — 03/10/2026</w:t>
+        <w:t xml:space="preserve">Version 1.3 — 04/10/2026</w:t>
       </w:r>
     </w:p>
     <w:tbl>
@@ -171,7 +171,7 @@
           <w:b/>
           <w:bCs/>
         </w:rPr>
-        <w:t xml:space="preserve">Durée estimée : environ 105 minutes, en 14 parties.</w:t>
+        <w:t xml:space="preserve">Durée estimée : environ 105 minutes, en 16 parties.</w:t>
       </w:r>
     </w:p>
     <w:p>
@@ -10461,7 +10461,1429 @@
         <w:pStyle w:val="Heading1"/>
       </w:pPr>
       <w:r>
-        <w:t xml:space="preserve">Partie 14 — Terminer</w:t>
+        <w:t xml:space="preserve">Partie 14 — Répondre quand CIT me demande quelque chose</w:t>
+      </w:r>
+    </w:p>
+    <w:p>
+      <w:pPr>
+        <w:spacing w:after="120"/>
+        <w:rPr>
+          <w:i/>
+          <w:iCs/>
+        </w:rPr>
+      </w:pPr>
+      <w:r>
+        <w:rPr>
+          <w:i/>
+          <w:iCs/>
+        </w:rPr>
+        <w:t xml:space="preserve">Un agent a besoin d'une pièce ou d'une précision : votre dossier passe « En attente client ».</w:t>
+      </w:r>
+    </w:p>
+    <w:tbl>
+      <w:tblPr>
+        <w:tblW w:type="dxa" w:w="9906"/>
+        <w:tblBorders>
+          <w:top w:val="single" w:color="auto" w:sz="4"/>
+          <w:left w:val="single" w:color="auto" w:sz="4"/>
+          <w:bottom w:val="single" w:color="auto" w:sz="4"/>
+          <w:right w:val="single" w:color="auto" w:sz="4"/>
+          <w:insideH w:val="single" w:color="auto" w:sz="4"/>
+          <w:insideV w:val="single" w:color="auto" w:sz="4"/>
+        </w:tblBorders>
+      </w:tblPr>
+      <w:tblGrid>
+        <w:gridCol w:w="480"/>
+        <w:gridCol w:w="3300"/>
+        <w:gridCol w:w="2800"/>
+        <w:gridCol w:w="1800"/>
+        <w:gridCol w:w="1526"/>
+      </w:tblGrid>
+      <w:tr>
+        <w:trPr>
+          <w:tblHeader/>
+        </w:trPr>
+        <w:tc>
+          <w:tcPr>
+            <w:tcW w:type="dxa" w:w="480"/>
+            <w:tcBorders>
+              <w:top w:val="single" w:color="B8C4D0" w:sz="4"/>
+              <w:left w:val="single" w:color="B8C4D0" w:sz="4"/>
+              <w:bottom w:val="single" w:color="B8C4D0" w:sz="4"/>
+              <w:right w:val="single" w:color="B8C4D0" w:sz="4"/>
+            </w:tcBorders>
+            <w:shd w:fill="0B3D6E" w:color="auto" w:val="clear"/>
+            <w:tcMar>
+              <w:top w:type="dxa" w:w="80"/>
+              <w:left w:type="dxa" w:w="100"/>
+              <w:bottom w:type="dxa" w:w="80"/>
+              <w:right w:type="dxa" w:w="100"/>
+            </w:tcMar>
+          </w:tcPr>
+          <w:p>
+            <w:r>
+              <w:rPr>
+                <w:b/>
+                <w:bCs/>
+                <w:color w:val="FFFFFF"/>
+                <w:sz w:val="20"/>
+                <w:szCs w:val="20"/>
+              </w:rPr>
+              <w:t xml:space="preserve">N°</w:t>
+            </w:r>
+          </w:p>
+        </w:tc>
+        <w:tc>
+          <w:tcPr>
+            <w:tcW w:type="dxa" w:w="3300"/>
+            <w:tcBorders>
+              <w:top w:val="single" w:color="B8C4D0" w:sz="4"/>
+              <w:left w:val="single" w:color="B8C4D0" w:sz="4"/>
+              <w:bottom w:val="single" w:color="B8C4D0" w:sz="4"/>
+              <w:right w:val="single" w:color="B8C4D0" w:sz="4"/>
+            </w:tcBorders>
+            <w:shd w:fill="0B3D6E" w:color="auto" w:val="clear"/>
+            <w:tcMar>
+              <w:top w:type="dxa" w:w="80"/>
+              <w:left w:type="dxa" w:w="100"/>
+              <w:bottom w:type="dxa" w:w="80"/>
+              <w:right w:type="dxa" w:w="100"/>
+            </w:tcMar>
+          </w:tcPr>
+          <w:p>
+            <w:r>
+              <w:rPr>
+                <w:b/>
+                <w:bCs/>
+                <w:color w:val="FFFFFF"/>
+                <w:sz w:val="20"/>
+                <w:szCs w:val="20"/>
+              </w:rPr>
+              <w:t xml:space="preserve">Ce que vous faites</w:t>
+            </w:r>
+          </w:p>
+        </w:tc>
+        <w:tc>
+          <w:tcPr>
+            <w:tcW w:type="dxa" w:w="2800"/>
+            <w:tcBorders>
+              <w:top w:val="single" w:color="B8C4D0" w:sz="4"/>
+              <w:left w:val="single" w:color="B8C4D0" w:sz="4"/>
+              <w:bottom w:val="single" w:color="B8C4D0" w:sz="4"/>
+              <w:right w:val="single" w:color="B8C4D0" w:sz="4"/>
+            </w:tcBorders>
+            <w:shd w:fill="0B3D6E" w:color="auto" w:val="clear"/>
+            <w:tcMar>
+              <w:top w:type="dxa" w:w="80"/>
+              <w:left w:type="dxa" w:w="100"/>
+              <w:bottom w:type="dxa" w:w="80"/>
+              <w:right w:type="dxa" w:w="100"/>
+            </w:tcMar>
+          </w:tcPr>
+          <w:p>
+            <w:r>
+              <w:rPr>
+                <w:b/>
+                <w:bCs/>
+                <w:color w:val="FFFFFF"/>
+                <w:sz w:val="20"/>
+                <w:szCs w:val="20"/>
+              </w:rPr>
+              <w:t xml:space="preserve">Ce que vous devez voir</w:t>
+            </w:r>
+          </w:p>
+        </w:tc>
+        <w:tc>
+          <w:tcPr>
+            <w:tcW w:type="dxa" w:w="1800"/>
+            <w:tcBorders>
+              <w:top w:val="single" w:color="B8C4D0" w:sz="4"/>
+              <w:left w:val="single" w:color="B8C4D0" w:sz="4"/>
+              <w:bottom w:val="single" w:color="B8C4D0" w:sz="4"/>
+              <w:right w:val="single" w:color="B8C4D0" w:sz="4"/>
+            </w:tcBorders>
+            <w:shd w:fill="0B3D6E" w:color="auto" w:val="clear"/>
+            <w:tcMar>
+              <w:top w:type="dxa" w:w="80"/>
+              <w:left w:type="dxa" w:w="100"/>
+              <w:bottom w:type="dxa" w:w="80"/>
+              <w:right w:type="dxa" w:w="100"/>
+            </w:tcMar>
+          </w:tcPr>
+          <w:p>
+            <w:r>
+              <w:rPr>
+                <w:b/>
+                <w:bCs/>
+                <w:color w:val="FFFFFF"/>
+                <w:sz w:val="20"/>
+                <w:szCs w:val="20"/>
+              </w:rPr>
+              <w:t xml:space="preserve">Résultat</w:t>
+            </w:r>
+          </w:p>
+        </w:tc>
+        <w:tc>
+          <w:tcPr>
+            <w:tcW w:type="dxa" w:w="1526"/>
+            <w:tcBorders>
+              <w:top w:val="single" w:color="B8C4D0" w:sz="4"/>
+              <w:left w:val="single" w:color="B8C4D0" w:sz="4"/>
+              <w:bottom w:val="single" w:color="B8C4D0" w:sz="4"/>
+              <w:right w:val="single" w:color="B8C4D0" w:sz="4"/>
+            </w:tcBorders>
+            <w:shd w:fill="0B3D6E" w:color="auto" w:val="clear"/>
+            <w:tcMar>
+              <w:top w:type="dxa" w:w="80"/>
+              <w:left w:type="dxa" w:w="100"/>
+              <w:bottom w:type="dxa" w:w="80"/>
+              <w:right w:type="dxa" w:w="100"/>
+            </w:tcMar>
+          </w:tcPr>
+          <w:p>
+            <w:r>
+              <w:rPr>
+                <w:b/>
+                <w:bCs/>
+                <w:color w:val="FFFFFF"/>
+                <w:sz w:val="20"/>
+                <w:szCs w:val="20"/>
+              </w:rPr>
+              <w:t xml:space="preserve">Commentaire</w:t>
+            </w:r>
+          </w:p>
+        </w:tc>
+      </w:tr>
+      <w:tr>
+        <w:trPr>
+          <w:cantSplit/>
+        </w:trPr>
+        <w:tc>
+          <w:tcPr>
+            <w:tcW w:type="dxa" w:w="480"/>
+            <w:tcBorders>
+              <w:top w:val="single" w:color="B8C4D0" w:sz="4"/>
+              <w:left w:val="single" w:color="B8C4D0" w:sz="4"/>
+              <w:bottom w:val="single" w:color="B8C4D0" w:sz="4"/>
+              <w:right w:val="single" w:color="B8C4D0" w:sz="4"/>
+            </w:tcBorders>
+            <w:shd w:fill="EAF1F8" w:color="auto" w:val="clear"/>
+            <w:tcMar>
+              <w:top w:type="dxa" w:w="80"/>
+              <w:left w:type="dxa" w:w="100"/>
+              <w:bottom w:type="dxa" w:w="80"/>
+              <w:right w:type="dxa" w:w="100"/>
+            </w:tcMar>
+          </w:tcPr>
+          <w:p>
+            <w:r>
+              <w:rPr>
+                <w:b w:val="false"/>
+                <w:bCs w:val="false"/>
+                <w:sz w:val="20"/>
+                <w:szCs w:val="20"/>
+              </w:rPr>
+              <w:t xml:space="preserve">1</w:t>
+            </w:r>
+          </w:p>
+        </w:tc>
+        <w:tc>
+          <w:tcPr>
+            <w:tcW w:type="dxa" w:w="3300"/>
+            <w:tcBorders>
+              <w:top w:val="single" w:color="B8C4D0" w:sz="4"/>
+              <w:left w:val="single" w:color="B8C4D0" w:sz="4"/>
+              <w:bottom w:val="single" w:color="B8C4D0" w:sz="4"/>
+              <w:right w:val="single" w:color="B8C4D0" w:sz="4"/>
+            </w:tcBorders>
+            <w:tcMar>
+              <w:top w:type="dxa" w:w="80"/>
+              <w:left w:type="dxa" w:w="100"/>
+              <w:bottom w:type="dxa" w:w="80"/>
+              <w:right w:type="dxa" w:w="100"/>
+            </w:tcMar>
+          </w:tcPr>
+          <w:p>
+            <w:r>
+              <w:rPr>
+                <w:b w:val="false"/>
+                <w:bCs w:val="false"/>
+                <w:sz w:val="20"/>
+                <w:szCs w:val="20"/>
+              </w:rPr>
+              <w:t xml:space="preserve">Ouvrez le dossier signalé « Action requise » sur votre tableau de bord.</w:t>
+            </w:r>
+          </w:p>
+        </w:tc>
+        <w:tc>
+          <w:tcPr>
+            <w:tcW w:type="dxa" w:w="2800"/>
+            <w:tcBorders>
+              <w:top w:val="single" w:color="B8C4D0" w:sz="4"/>
+              <w:left w:val="single" w:color="B8C4D0" w:sz="4"/>
+              <w:bottom w:val="single" w:color="B8C4D0" w:sz="4"/>
+              <w:right w:val="single" w:color="B8C4D0" w:sz="4"/>
+            </w:tcBorders>
+            <w:tcMar>
+              <w:top w:type="dxa" w:w="80"/>
+              <w:left w:type="dxa" w:w="100"/>
+              <w:bottom w:type="dxa" w:w="80"/>
+              <w:right w:type="dxa" w:w="100"/>
+            </w:tcMar>
+          </w:tcPr>
+          <w:p>
+            <w:r>
+              <w:rPr>
+                <w:b w:val="false"/>
+                <w:bCs w:val="false"/>
+                <w:sz w:val="20"/>
+                <w:szCs w:val="20"/>
+              </w:rPr>
+              <w:t xml:space="preserve">Un bandeau jaune indique « Demande de l'agent : … » : c'est exactement ce qu'on attend de vous.</w:t>
+            </w:r>
+          </w:p>
+        </w:tc>
+        <w:tc>
+          <w:tcPr>
+            <w:tcW w:type="dxa" w:w="1800"/>
+            <w:tcBorders>
+              <w:top w:val="single" w:color="B8C4D0" w:sz="4"/>
+              <w:left w:val="single" w:color="B8C4D0" w:sz="4"/>
+              <w:bottom w:val="single" w:color="B8C4D0" w:sz="4"/>
+              <w:right w:val="single" w:color="B8C4D0" w:sz="4"/>
+            </w:tcBorders>
+            <w:tcMar>
+              <w:top w:type="dxa" w:w="80"/>
+              <w:left w:type="dxa" w:w="100"/>
+              <w:bottom w:type="dxa" w:w="80"/>
+              <w:right w:type="dxa" w:w="100"/>
+            </w:tcMar>
+          </w:tcPr>
+          <w:p>
+            <w:r>
+              <w:rPr>
+                <w:b w:val="false"/>
+                <w:bCs w:val="false"/>
+                <w:sz w:val="20"/>
+                <w:szCs w:val="20"/>
+              </w:rPr>
+              <w:t xml:space="preserve">☐ Ça marche</w:t>
+            </w:r>
+          </w:p>
+          <w:p>
+            <w:r>
+              <w:rPr>
+                <w:b w:val="false"/>
+                <w:bCs w:val="false"/>
+                <w:sz w:val="20"/>
+                <w:szCs w:val="20"/>
+              </w:rPr>
+              <w:t xml:space="preserve">☐ Ne marche pas</w:t>
+            </w:r>
+          </w:p>
+          <w:p>
+            <w:r>
+              <w:rPr>
+                <w:b w:val="false"/>
+                <w:bCs w:val="false"/>
+                <w:sz w:val="20"/>
+                <w:szCs w:val="20"/>
+              </w:rPr>
+              <w:t xml:space="preserve">☐ Pas compris</w:t>
+            </w:r>
+          </w:p>
+        </w:tc>
+        <w:tc>
+          <w:tcPr>
+            <w:tcW w:type="dxa" w:w="1526"/>
+            <w:tcBorders>
+              <w:top w:val="single" w:color="B8C4D0" w:sz="4"/>
+              <w:left w:val="single" w:color="B8C4D0" w:sz="4"/>
+              <w:bottom w:val="single" w:color="B8C4D0" w:sz="4"/>
+              <w:right w:val="single" w:color="B8C4D0" w:sz="4"/>
+            </w:tcBorders>
+            <w:tcMar>
+              <w:top w:type="dxa" w:w="80"/>
+              <w:left w:type="dxa" w:w="100"/>
+              <w:bottom w:type="dxa" w:w="80"/>
+              <w:right w:type="dxa" w:w="100"/>
+            </w:tcMar>
+          </w:tcPr>
+          <w:p>
+            <w:r>
+              <w:rPr>
+                <w:b w:val="false"/>
+                <w:bCs w:val="false"/>
+                <w:sz w:val="20"/>
+                <w:szCs w:val="20"/>
+              </w:rPr>
+              <w:t xml:space="preserve"/>
+            </w:r>
+          </w:p>
+        </w:tc>
+      </w:tr>
+      <w:tr>
+        <w:trPr>
+          <w:cantSplit/>
+        </w:trPr>
+        <w:tc>
+          <w:tcPr>
+            <w:tcW w:type="dxa" w:w="480"/>
+            <w:tcBorders>
+              <w:top w:val="single" w:color="B8C4D0" w:sz="4"/>
+              <w:left w:val="single" w:color="B8C4D0" w:sz="4"/>
+              <w:bottom w:val="single" w:color="B8C4D0" w:sz="4"/>
+              <w:right w:val="single" w:color="B8C4D0" w:sz="4"/>
+            </w:tcBorders>
+            <w:shd w:fill="EAF1F8" w:color="auto" w:val="clear"/>
+            <w:tcMar>
+              <w:top w:type="dxa" w:w="80"/>
+              <w:left w:type="dxa" w:w="100"/>
+              <w:bottom w:type="dxa" w:w="80"/>
+              <w:right w:type="dxa" w:w="100"/>
+            </w:tcMar>
+          </w:tcPr>
+          <w:p>
+            <w:r>
+              <w:rPr>
+                <w:b w:val="false"/>
+                <w:bCs w:val="false"/>
+                <w:sz w:val="20"/>
+                <w:szCs w:val="20"/>
+              </w:rPr>
+              <w:t xml:space="preserve">2</w:t>
+            </w:r>
+          </w:p>
+        </w:tc>
+        <w:tc>
+          <w:tcPr>
+            <w:tcW w:type="dxa" w:w="3300"/>
+            <w:tcBorders>
+              <w:top w:val="single" w:color="B8C4D0" w:sz="4"/>
+              <w:left w:val="single" w:color="B8C4D0" w:sz="4"/>
+              <w:bottom w:val="single" w:color="B8C4D0" w:sz="4"/>
+              <w:right w:val="single" w:color="B8C4D0" w:sz="4"/>
+            </w:tcBorders>
+            <w:tcMar>
+              <w:top w:type="dxa" w:w="80"/>
+              <w:left w:type="dxa" w:w="100"/>
+              <w:bottom w:type="dxa" w:w="80"/>
+              <w:right w:type="dxa" w:w="100"/>
+            </w:tcMar>
+          </w:tcPr>
+          <w:p>
+            <w:r>
+              <w:rPr>
+                <w:b w:val="false"/>
+                <w:bCs w:val="false"/>
+                <w:sz w:val="20"/>
+                <w:szCs w:val="20"/>
+              </w:rPr>
+              <w:t xml:space="preserve">Écrivez votre réponse dans « Échanges » et joignez la pièce avec « Joindre un document ».</w:t>
+            </w:r>
+          </w:p>
+        </w:tc>
+        <w:tc>
+          <w:tcPr>
+            <w:tcW w:type="dxa" w:w="2800"/>
+            <w:tcBorders>
+              <w:top w:val="single" w:color="B8C4D0" w:sz="4"/>
+              <w:left w:val="single" w:color="B8C4D0" w:sz="4"/>
+              <w:bottom w:val="single" w:color="B8C4D0" w:sz="4"/>
+              <w:right w:val="single" w:color="B8C4D0" w:sz="4"/>
+            </w:tcBorders>
+            <w:tcMar>
+              <w:top w:type="dxa" w:w="80"/>
+              <w:left w:type="dxa" w:w="100"/>
+              <w:bottom w:type="dxa" w:w="80"/>
+              <w:right w:type="dxa" w:w="100"/>
+            </w:tcMar>
+          </w:tcPr>
+          <w:p>
+            <w:r>
+              <w:rPr>
+                <w:b w:val="false"/>
+                <w:bCs w:val="false"/>
+                <w:sz w:val="20"/>
+                <w:szCs w:val="20"/>
+              </w:rPr>
+              <w:t xml:space="preserve">Votre message et la pièce apparaissent dans le dossier.</w:t>
+            </w:r>
+          </w:p>
+        </w:tc>
+        <w:tc>
+          <w:tcPr>
+            <w:tcW w:type="dxa" w:w="1800"/>
+            <w:tcBorders>
+              <w:top w:val="single" w:color="B8C4D0" w:sz="4"/>
+              <w:left w:val="single" w:color="B8C4D0" w:sz="4"/>
+              <w:bottom w:val="single" w:color="B8C4D0" w:sz="4"/>
+              <w:right w:val="single" w:color="B8C4D0" w:sz="4"/>
+            </w:tcBorders>
+            <w:tcMar>
+              <w:top w:type="dxa" w:w="80"/>
+              <w:left w:type="dxa" w:w="100"/>
+              <w:bottom w:type="dxa" w:w="80"/>
+              <w:right w:type="dxa" w:w="100"/>
+            </w:tcMar>
+          </w:tcPr>
+          <w:p>
+            <w:r>
+              <w:rPr>
+                <w:b w:val="false"/>
+                <w:bCs w:val="false"/>
+                <w:sz w:val="20"/>
+                <w:szCs w:val="20"/>
+              </w:rPr>
+              <w:t xml:space="preserve">☐ Ça marche</w:t>
+            </w:r>
+          </w:p>
+          <w:p>
+            <w:r>
+              <w:rPr>
+                <w:b w:val="false"/>
+                <w:bCs w:val="false"/>
+                <w:sz w:val="20"/>
+                <w:szCs w:val="20"/>
+              </w:rPr>
+              <w:t xml:space="preserve">☐ Ne marche pas</w:t>
+            </w:r>
+          </w:p>
+          <w:p>
+            <w:r>
+              <w:rPr>
+                <w:b w:val="false"/>
+                <w:bCs w:val="false"/>
+                <w:sz w:val="20"/>
+                <w:szCs w:val="20"/>
+              </w:rPr>
+              <w:t xml:space="preserve">☐ Pas compris</w:t>
+            </w:r>
+          </w:p>
+        </w:tc>
+        <w:tc>
+          <w:tcPr>
+            <w:tcW w:type="dxa" w:w="1526"/>
+            <w:tcBorders>
+              <w:top w:val="single" w:color="B8C4D0" w:sz="4"/>
+              <w:left w:val="single" w:color="B8C4D0" w:sz="4"/>
+              <w:bottom w:val="single" w:color="B8C4D0" w:sz="4"/>
+              <w:right w:val="single" w:color="B8C4D0" w:sz="4"/>
+            </w:tcBorders>
+            <w:tcMar>
+              <w:top w:type="dxa" w:w="80"/>
+              <w:left w:type="dxa" w:w="100"/>
+              <w:bottom w:type="dxa" w:w="80"/>
+              <w:right w:type="dxa" w:w="100"/>
+            </w:tcMar>
+          </w:tcPr>
+          <w:p>
+            <w:r>
+              <w:rPr>
+                <w:b w:val="false"/>
+                <w:bCs w:val="false"/>
+                <w:sz w:val="20"/>
+                <w:szCs w:val="20"/>
+              </w:rPr>
+              <w:t xml:space="preserve"/>
+            </w:r>
+          </w:p>
+        </w:tc>
+      </w:tr>
+      <w:tr>
+        <w:trPr>
+          <w:cantSplit/>
+        </w:trPr>
+        <w:tc>
+          <w:tcPr>
+            <w:tcW w:type="dxa" w:w="480"/>
+            <w:tcBorders>
+              <w:top w:val="single" w:color="B8C4D0" w:sz="4"/>
+              <w:left w:val="single" w:color="B8C4D0" w:sz="4"/>
+              <w:bottom w:val="single" w:color="B8C4D0" w:sz="4"/>
+              <w:right w:val="single" w:color="B8C4D0" w:sz="4"/>
+            </w:tcBorders>
+            <w:shd w:fill="EAF1F8" w:color="auto" w:val="clear"/>
+            <w:tcMar>
+              <w:top w:type="dxa" w:w="80"/>
+              <w:left w:type="dxa" w:w="100"/>
+              <w:bottom w:type="dxa" w:w="80"/>
+              <w:right w:type="dxa" w:w="100"/>
+            </w:tcMar>
+          </w:tcPr>
+          <w:p>
+            <w:r>
+              <w:rPr>
+                <w:b w:val="false"/>
+                <w:bCs w:val="false"/>
+                <w:sz w:val="20"/>
+                <w:szCs w:val="20"/>
+              </w:rPr>
+              <w:t xml:space="preserve">3</w:t>
+            </w:r>
+          </w:p>
+        </w:tc>
+        <w:tc>
+          <w:tcPr>
+            <w:tcW w:type="dxa" w:w="3300"/>
+            <w:tcBorders>
+              <w:top w:val="single" w:color="B8C4D0" w:sz="4"/>
+              <w:left w:val="single" w:color="B8C4D0" w:sz="4"/>
+              <w:bottom w:val="single" w:color="B8C4D0" w:sz="4"/>
+              <w:right w:val="single" w:color="B8C4D0" w:sz="4"/>
+            </w:tcBorders>
+            <w:tcMar>
+              <w:top w:type="dxa" w:w="80"/>
+              <w:left w:type="dxa" w:w="100"/>
+              <w:bottom w:type="dxa" w:w="80"/>
+              <w:right w:type="dxa" w:w="100"/>
+            </w:tcMar>
+          </w:tcPr>
+          <w:p>
+            <w:r>
+              <w:rPr>
+                <w:b w:val="false"/>
+                <w:bCs w:val="false"/>
+                <w:sz w:val="20"/>
+                <w:szCs w:val="20"/>
+              </w:rPr>
+              <w:t xml:space="preserve">Cliquez sur « Marquer complément fourni ».</w:t>
+            </w:r>
+          </w:p>
+        </w:tc>
+        <w:tc>
+          <w:tcPr>
+            <w:tcW w:type="dxa" w:w="2800"/>
+            <w:tcBorders>
+              <w:top w:val="single" w:color="B8C4D0" w:sz="4"/>
+              <w:left w:val="single" w:color="B8C4D0" w:sz="4"/>
+              <w:bottom w:val="single" w:color="B8C4D0" w:sz="4"/>
+              <w:right w:val="single" w:color="B8C4D0" w:sz="4"/>
+            </w:tcBorders>
+            <w:tcMar>
+              <w:top w:type="dxa" w:w="80"/>
+              <w:left w:type="dxa" w:w="100"/>
+              <w:bottom w:type="dxa" w:w="80"/>
+              <w:right w:type="dxa" w:w="100"/>
+            </w:tcMar>
+          </w:tcPr>
+          <w:p>
+            <w:r>
+              <w:rPr>
+                <w:b w:val="false"/>
+                <w:bCs w:val="false"/>
+                <w:sz w:val="20"/>
+                <w:szCs w:val="20"/>
+              </w:rPr>
+              <w:t xml:space="preserve">Le dossier repart chez l'agent CIT.</w:t>
+            </w:r>
+          </w:p>
+        </w:tc>
+        <w:tc>
+          <w:tcPr>
+            <w:tcW w:type="dxa" w:w="1800"/>
+            <w:tcBorders>
+              <w:top w:val="single" w:color="B8C4D0" w:sz="4"/>
+              <w:left w:val="single" w:color="B8C4D0" w:sz="4"/>
+              <w:bottom w:val="single" w:color="B8C4D0" w:sz="4"/>
+              <w:right w:val="single" w:color="B8C4D0" w:sz="4"/>
+            </w:tcBorders>
+            <w:tcMar>
+              <w:top w:type="dxa" w:w="80"/>
+              <w:left w:type="dxa" w:w="100"/>
+              <w:bottom w:type="dxa" w:w="80"/>
+              <w:right w:type="dxa" w:w="100"/>
+            </w:tcMar>
+          </w:tcPr>
+          <w:p>
+            <w:r>
+              <w:rPr>
+                <w:b w:val="false"/>
+                <w:bCs w:val="false"/>
+                <w:sz w:val="20"/>
+                <w:szCs w:val="20"/>
+              </w:rPr>
+              <w:t xml:space="preserve">☐ Ça marche</w:t>
+            </w:r>
+          </w:p>
+          <w:p>
+            <w:r>
+              <w:rPr>
+                <w:b w:val="false"/>
+                <w:bCs w:val="false"/>
+                <w:sz w:val="20"/>
+                <w:szCs w:val="20"/>
+              </w:rPr>
+              <w:t xml:space="preserve">☐ Ne marche pas</w:t>
+            </w:r>
+          </w:p>
+          <w:p>
+            <w:r>
+              <w:rPr>
+                <w:b w:val="false"/>
+                <w:bCs w:val="false"/>
+                <w:sz w:val="20"/>
+                <w:szCs w:val="20"/>
+              </w:rPr>
+              <w:t xml:space="preserve">☐ Pas compris</w:t>
+            </w:r>
+          </w:p>
+        </w:tc>
+        <w:tc>
+          <w:tcPr>
+            <w:tcW w:type="dxa" w:w="1526"/>
+            <w:tcBorders>
+              <w:top w:val="single" w:color="B8C4D0" w:sz="4"/>
+              <w:left w:val="single" w:color="B8C4D0" w:sz="4"/>
+              <w:bottom w:val="single" w:color="B8C4D0" w:sz="4"/>
+              <w:right w:val="single" w:color="B8C4D0" w:sz="4"/>
+            </w:tcBorders>
+            <w:tcMar>
+              <w:top w:type="dxa" w:w="80"/>
+              <w:left w:type="dxa" w:w="100"/>
+              <w:bottom w:type="dxa" w:w="80"/>
+              <w:right w:type="dxa" w:w="100"/>
+            </w:tcMar>
+          </w:tcPr>
+          <w:p>
+            <w:r>
+              <w:rPr>
+                <w:b w:val="false"/>
+                <w:bCs w:val="false"/>
+                <w:sz w:val="20"/>
+                <w:szCs w:val="20"/>
+              </w:rPr>
+              <w:t xml:space="preserve"/>
+            </w:r>
+          </w:p>
+        </w:tc>
+      </w:tr>
+    </w:tbl>
+    <w:p>
+      <w:pPr>
+        <w:spacing w:after="120"/>
+      </w:pPr>
+      <w:r>
+        <w:t xml:space="preserve"/>
+      </w:r>
+    </w:p>
+    <w:p>
+      <w:pPr>
+        <w:pStyle w:val="Heading1"/>
+      </w:pPr>
+      <w:r>
+        <w:t xml:space="preserve">Partie 15 — Lire mes notifications</w:t>
+      </w:r>
+    </w:p>
+    <w:p>
+      <w:pPr>
+        <w:spacing w:after="120"/>
+        <w:rPr>
+          <w:i/>
+          <w:iCs/>
+        </w:rPr>
+      </w:pPr>
+      <w:r>
+        <w:rPr>
+          <w:i/>
+          <w:iCs/>
+        </w:rPr>
+        <w:t xml:space="preserve">La cloche en haut de l'écran vous signale ce qui a bougé sur vos dossiers.</w:t>
+      </w:r>
+    </w:p>
+    <w:tbl>
+      <w:tblPr>
+        <w:tblW w:type="dxa" w:w="9906"/>
+        <w:tblBorders>
+          <w:top w:val="single" w:color="auto" w:sz="4"/>
+          <w:left w:val="single" w:color="auto" w:sz="4"/>
+          <w:bottom w:val="single" w:color="auto" w:sz="4"/>
+          <w:right w:val="single" w:color="auto" w:sz="4"/>
+          <w:insideH w:val="single" w:color="auto" w:sz="4"/>
+          <w:insideV w:val="single" w:color="auto" w:sz="4"/>
+        </w:tblBorders>
+      </w:tblPr>
+      <w:tblGrid>
+        <w:gridCol w:w="480"/>
+        <w:gridCol w:w="3300"/>
+        <w:gridCol w:w="2800"/>
+        <w:gridCol w:w="1800"/>
+        <w:gridCol w:w="1526"/>
+      </w:tblGrid>
+      <w:tr>
+        <w:trPr>
+          <w:tblHeader/>
+        </w:trPr>
+        <w:tc>
+          <w:tcPr>
+            <w:tcW w:type="dxa" w:w="480"/>
+            <w:tcBorders>
+              <w:top w:val="single" w:color="B8C4D0" w:sz="4"/>
+              <w:left w:val="single" w:color="B8C4D0" w:sz="4"/>
+              <w:bottom w:val="single" w:color="B8C4D0" w:sz="4"/>
+              <w:right w:val="single" w:color="B8C4D0" w:sz="4"/>
+            </w:tcBorders>
+            <w:shd w:fill="0B3D6E" w:color="auto" w:val="clear"/>
+            <w:tcMar>
+              <w:top w:type="dxa" w:w="80"/>
+              <w:left w:type="dxa" w:w="100"/>
+              <w:bottom w:type="dxa" w:w="80"/>
+              <w:right w:type="dxa" w:w="100"/>
+            </w:tcMar>
+          </w:tcPr>
+          <w:p>
+            <w:r>
+              <w:rPr>
+                <w:b/>
+                <w:bCs/>
+                <w:color w:val="FFFFFF"/>
+                <w:sz w:val="20"/>
+                <w:szCs w:val="20"/>
+              </w:rPr>
+              <w:t xml:space="preserve">N°</w:t>
+            </w:r>
+          </w:p>
+        </w:tc>
+        <w:tc>
+          <w:tcPr>
+            <w:tcW w:type="dxa" w:w="3300"/>
+            <w:tcBorders>
+              <w:top w:val="single" w:color="B8C4D0" w:sz="4"/>
+              <w:left w:val="single" w:color="B8C4D0" w:sz="4"/>
+              <w:bottom w:val="single" w:color="B8C4D0" w:sz="4"/>
+              <w:right w:val="single" w:color="B8C4D0" w:sz="4"/>
+            </w:tcBorders>
+            <w:shd w:fill="0B3D6E" w:color="auto" w:val="clear"/>
+            <w:tcMar>
+              <w:top w:type="dxa" w:w="80"/>
+              <w:left w:type="dxa" w:w="100"/>
+              <w:bottom w:type="dxa" w:w="80"/>
+              <w:right w:type="dxa" w:w="100"/>
+            </w:tcMar>
+          </w:tcPr>
+          <w:p>
+            <w:r>
+              <w:rPr>
+                <w:b/>
+                <w:bCs/>
+                <w:color w:val="FFFFFF"/>
+                <w:sz w:val="20"/>
+                <w:szCs w:val="20"/>
+              </w:rPr>
+              <w:t xml:space="preserve">Ce que vous faites</w:t>
+            </w:r>
+          </w:p>
+        </w:tc>
+        <w:tc>
+          <w:tcPr>
+            <w:tcW w:type="dxa" w:w="2800"/>
+            <w:tcBorders>
+              <w:top w:val="single" w:color="B8C4D0" w:sz="4"/>
+              <w:left w:val="single" w:color="B8C4D0" w:sz="4"/>
+              <w:bottom w:val="single" w:color="B8C4D0" w:sz="4"/>
+              <w:right w:val="single" w:color="B8C4D0" w:sz="4"/>
+            </w:tcBorders>
+            <w:shd w:fill="0B3D6E" w:color="auto" w:val="clear"/>
+            <w:tcMar>
+              <w:top w:type="dxa" w:w="80"/>
+              <w:left w:type="dxa" w:w="100"/>
+              <w:bottom w:type="dxa" w:w="80"/>
+              <w:right w:type="dxa" w:w="100"/>
+            </w:tcMar>
+          </w:tcPr>
+          <w:p>
+            <w:r>
+              <w:rPr>
+                <w:b/>
+                <w:bCs/>
+                <w:color w:val="FFFFFF"/>
+                <w:sz w:val="20"/>
+                <w:szCs w:val="20"/>
+              </w:rPr>
+              <w:t xml:space="preserve">Ce que vous devez voir</w:t>
+            </w:r>
+          </w:p>
+        </w:tc>
+        <w:tc>
+          <w:tcPr>
+            <w:tcW w:type="dxa" w:w="1800"/>
+            <w:tcBorders>
+              <w:top w:val="single" w:color="B8C4D0" w:sz="4"/>
+              <w:left w:val="single" w:color="B8C4D0" w:sz="4"/>
+              <w:bottom w:val="single" w:color="B8C4D0" w:sz="4"/>
+              <w:right w:val="single" w:color="B8C4D0" w:sz="4"/>
+            </w:tcBorders>
+            <w:shd w:fill="0B3D6E" w:color="auto" w:val="clear"/>
+            <w:tcMar>
+              <w:top w:type="dxa" w:w="80"/>
+              <w:left w:type="dxa" w:w="100"/>
+              <w:bottom w:type="dxa" w:w="80"/>
+              <w:right w:type="dxa" w:w="100"/>
+            </w:tcMar>
+          </w:tcPr>
+          <w:p>
+            <w:r>
+              <w:rPr>
+                <w:b/>
+                <w:bCs/>
+                <w:color w:val="FFFFFF"/>
+                <w:sz w:val="20"/>
+                <w:szCs w:val="20"/>
+              </w:rPr>
+              <w:t xml:space="preserve">Résultat</w:t>
+            </w:r>
+          </w:p>
+        </w:tc>
+        <w:tc>
+          <w:tcPr>
+            <w:tcW w:type="dxa" w:w="1526"/>
+            <w:tcBorders>
+              <w:top w:val="single" w:color="B8C4D0" w:sz="4"/>
+              <w:left w:val="single" w:color="B8C4D0" w:sz="4"/>
+              <w:bottom w:val="single" w:color="B8C4D0" w:sz="4"/>
+              <w:right w:val="single" w:color="B8C4D0" w:sz="4"/>
+            </w:tcBorders>
+            <w:shd w:fill="0B3D6E" w:color="auto" w:val="clear"/>
+            <w:tcMar>
+              <w:top w:type="dxa" w:w="80"/>
+              <w:left w:type="dxa" w:w="100"/>
+              <w:bottom w:type="dxa" w:w="80"/>
+              <w:right w:type="dxa" w:w="100"/>
+            </w:tcMar>
+          </w:tcPr>
+          <w:p>
+            <w:r>
+              <w:rPr>
+                <w:b/>
+                <w:bCs/>
+                <w:color w:val="FFFFFF"/>
+                <w:sz w:val="20"/>
+                <w:szCs w:val="20"/>
+              </w:rPr>
+              <w:t xml:space="preserve">Commentaire</w:t>
+            </w:r>
+          </w:p>
+        </w:tc>
+      </w:tr>
+      <w:tr>
+        <w:trPr>
+          <w:cantSplit/>
+        </w:trPr>
+        <w:tc>
+          <w:tcPr>
+            <w:tcW w:type="dxa" w:w="480"/>
+            <w:tcBorders>
+              <w:top w:val="single" w:color="B8C4D0" w:sz="4"/>
+              <w:left w:val="single" w:color="B8C4D0" w:sz="4"/>
+              <w:bottom w:val="single" w:color="B8C4D0" w:sz="4"/>
+              <w:right w:val="single" w:color="B8C4D0" w:sz="4"/>
+            </w:tcBorders>
+            <w:shd w:fill="EAF1F8" w:color="auto" w:val="clear"/>
+            <w:tcMar>
+              <w:top w:type="dxa" w:w="80"/>
+              <w:left w:type="dxa" w:w="100"/>
+              <w:bottom w:type="dxa" w:w="80"/>
+              <w:right w:type="dxa" w:w="100"/>
+            </w:tcMar>
+          </w:tcPr>
+          <w:p>
+            <w:r>
+              <w:rPr>
+                <w:b w:val="false"/>
+                <w:bCs w:val="false"/>
+                <w:sz w:val="20"/>
+                <w:szCs w:val="20"/>
+              </w:rPr>
+              <w:t xml:space="preserve">1</w:t>
+            </w:r>
+          </w:p>
+        </w:tc>
+        <w:tc>
+          <w:tcPr>
+            <w:tcW w:type="dxa" w:w="3300"/>
+            <w:tcBorders>
+              <w:top w:val="single" w:color="B8C4D0" w:sz="4"/>
+              <w:left w:val="single" w:color="B8C4D0" w:sz="4"/>
+              <w:bottom w:val="single" w:color="B8C4D0" w:sz="4"/>
+              <w:right w:val="single" w:color="B8C4D0" w:sz="4"/>
+            </w:tcBorders>
+            <w:tcMar>
+              <w:top w:type="dxa" w:w="80"/>
+              <w:left w:type="dxa" w:w="100"/>
+              <w:bottom w:type="dxa" w:w="80"/>
+              <w:right w:type="dxa" w:w="100"/>
+            </w:tcMar>
+          </w:tcPr>
+          <w:p>
+            <w:r>
+              <w:rPr>
+                <w:b w:val="false"/>
+                <w:bCs w:val="false"/>
+                <w:sz w:val="20"/>
+                <w:szCs w:val="20"/>
+              </w:rPr>
+              <w:t xml:space="preserve">Cliquez sur la cloche.</w:t>
+            </w:r>
+          </w:p>
+        </w:tc>
+        <w:tc>
+          <w:tcPr>
+            <w:tcW w:type="dxa" w:w="2800"/>
+            <w:tcBorders>
+              <w:top w:val="single" w:color="B8C4D0" w:sz="4"/>
+              <w:left w:val="single" w:color="B8C4D0" w:sz="4"/>
+              <w:bottom w:val="single" w:color="B8C4D0" w:sz="4"/>
+              <w:right w:val="single" w:color="B8C4D0" w:sz="4"/>
+            </w:tcBorders>
+            <w:tcMar>
+              <w:top w:type="dxa" w:w="80"/>
+              <w:left w:type="dxa" w:w="100"/>
+              <w:bottom w:type="dxa" w:w="80"/>
+              <w:right w:type="dxa" w:w="100"/>
+            </w:tcMar>
+          </w:tcPr>
+          <w:p>
+            <w:r>
+              <w:rPr>
+                <w:b w:val="false"/>
+                <w:bCs w:val="false"/>
+                <w:sz w:val="20"/>
+                <w:szCs w:val="20"/>
+              </w:rPr>
+              <w:t xml:space="preserve">La liste s'affiche, 10 par page, avec des titres en clair (« Relance envoyée », « Dossier créé »).</w:t>
+            </w:r>
+          </w:p>
+        </w:tc>
+        <w:tc>
+          <w:tcPr>
+            <w:tcW w:type="dxa" w:w="1800"/>
+            <w:tcBorders>
+              <w:top w:val="single" w:color="B8C4D0" w:sz="4"/>
+              <w:left w:val="single" w:color="B8C4D0" w:sz="4"/>
+              <w:bottom w:val="single" w:color="B8C4D0" w:sz="4"/>
+              <w:right w:val="single" w:color="B8C4D0" w:sz="4"/>
+            </w:tcBorders>
+            <w:tcMar>
+              <w:top w:type="dxa" w:w="80"/>
+              <w:left w:type="dxa" w:w="100"/>
+              <w:bottom w:type="dxa" w:w="80"/>
+              <w:right w:type="dxa" w:w="100"/>
+            </w:tcMar>
+          </w:tcPr>
+          <w:p>
+            <w:r>
+              <w:rPr>
+                <w:b w:val="false"/>
+                <w:bCs w:val="false"/>
+                <w:sz w:val="20"/>
+                <w:szCs w:val="20"/>
+              </w:rPr>
+              <w:t xml:space="preserve">☐ Ça marche</w:t>
+            </w:r>
+          </w:p>
+          <w:p>
+            <w:r>
+              <w:rPr>
+                <w:b w:val="false"/>
+                <w:bCs w:val="false"/>
+                <w:sz w:val="20"/>
+                <w:szCs w:val="20"/>
+              </w:rPr>
+              <w:t xml:space="preserve">☐ Ne marche pas</w:t>
+            </w:r>
+          </w:p>
+          <w:p>
+            <w:r>
+              <w:rPr>
+                <w:b w:val="false"/>
+                <w:bCs w:val="false"/>
+                <w:sz w:val="20"/>
+                <w:szCs w:val="20"/>
+              </w:rPr>
+              <w:t xml:space="preserve">☐ Pas compris</w:t>
+            </w:r>
+          </w:p>
+        </w:tc>
+        <w:tc>
+          <w:tcPr>
+            <w:tcW w:type="dxa" w:w="1526"/>
+            <w:tcBorders>
+              <w:top w:val="single" w:color="B8C4D0" w:sz="4"/>
+              <w:left w:val="single" w:color="B8C4D0" w:sz="4"/>
+              <w:bottom w:val="single" w:color="B8C4D0" w:sz="4"/>
+              <w:right w:val="single" w:color="B8C4D0" w:sz="4"/>
+            </w:tcBorders>
+            <w:tcMar>
+              <w:top w:type="dxa" w:w="80"/>
+              <w:left w:type="dxa" w:w="100"/>
+              <w:bottom w:type="dxa" w:w="80"/>
+              <w:right w:type="dxa" w:w="100"/>
+            </w:tcMar>
+          </w:tcPr>
+          <w:p>
+            <w:r>
+              <w:rPr>
+                <w:b w:val="false"/>
+                <w:bCs w:val="false"/>
+                <w:sz w:val="20"/>
+                <w:szCs w:val="20"/>
+              </w:rPr>
+              <w:t xml:space="preserve"/>
+            </w:r>
+          </w:p>
+        </w:tc>
+      </w:tr>
+      <w:tr>
+        <w:trPr>
+          <w:cantSplit/>
+        </w:trPr>
+        <w:tc>
+          <w:tcPr>
+            <w:tcW w:type="dxa" w:w="480"/>
+            <w:tcBorders>
+              <w:top w:val="single" w:color="B8C4D0" w:sz="4"/>
+              <w:left w:val="single" w:color="B8C4D0" w:sz="4"/>
+              <w:bottom w:val="single" w:color="B8C4D0" w:sz="4"/>
+              <w:right w:val="single" w:color="B8C4D0" w:sz="4"/>
+            </w:tcBorders>
+            <w:shd w:fill="EAF1F8" w:color="auto" w:val="clear"/>
+            <w:tcMar>
+              <w:top w:type="dxa" w:w="80"/>
+              <w:left w:type="dxa" w:w="100"/>
+              <w:bottom w:type="dxa" w:w="80"/>
+              <w:right w:type="dxa" w:w="100"/>
+            </w:tcMar>
+          </w:tcPr>
+          <w:p>
+            <w:r>
+              <w:rPr>
+                <w:b w:val="false"/>
+                <w:bCs w:val="false"/>
+                <w:sz w:val="20"/>
+                <w:szCs w:val="20"/>
+              </w:rPr>
+              <w:t xml:space="preserve">2</w:t>
+            </w:r>
+          </w:p>
+        </w:tc>
+        <w:tc>
+          <w:tcPr>
+            <w:tcW w:type="dxa" w:w="3300"/>
+            <w:tcBorders>
+              <w:top w:val="single" w:color="B8C4D0" w:sz="4"/>
+              <w:left w:val="single" w:color="B8C4D0" w:sz="4"/>
+              <w:bottom w:val="single" w:color="B8C4D0" w:sz="4"/>
+              <w:right w:val="single" w:color="B8C4D0" w:sz="4"/>
+            </w:tcBorders>
+            <w:tcMar>
+              <w:top w:type="dxa" w:w="80"/>
+              <w:left w:type="dxa" w:w="100"/>
+              <w:bottom w:type="dxa" w:w="80"/>
+              <w:right w:type="dxa" w:w="100"/>
+            </w:tcMar>
+          </w:tcPr>
+          <w:p>
+            <w:r>
+              <w:rPr>
+                <w:b w:val="false"/>
+                <w:bCs w:val="false"/>
+                <w:sz w:val="20"/>
+                <w:szCs w:val="20"/>
+              </w:rPr>
+              <w:t xml:space="preserve">Cliquez sur « Ouvrir le ticket » sur une notification.</w:t>
+            </w:r>
+          </w:p>
+        </w:tc>
+        <w:tc>
+          <w:tcPr>
+            <w:tcW w:type="dxa" w:w="2800"/>
+            <w:tcBorders>
+              <w:top w:val="single" w:color="B8C4D0" w:sz="4"/>
+              <w:left w:val="single" w:color="B8C4D0" w:sz="4"/>
+              <w:bottom w:val="single" w:color="B8C4D0" w:sz="4"/>
+              <w:right w:val="single" w:color="B8C4D0" w:sz="4"/>
+            </w:tcBorders>
+            <w:tcMar>
+              <w:top w:type="dxa" w:w="80"/>
+              <w:left w:type="dxa" w:w="100"/>
+              <w:bottom w:type="dxa" w:w="80"/>
+              <w:right w:type="dxa" w:w="100"/>
+            </w:tcMar>
+          </w:tcPr>
+          <w:p>
+            <w:r>
+              <w:rPr>
+                <w:b w:val="false"/>
+                <w:bCs w:val="false"/>
+                <w:sz w:val="20"/>
+                <w:szCs w:val="20"/>
+              </w:rPr>
+              <w:t xml:space="preserve">Le dossier concerné s'ouvre.</w:t>
+            </w:r>
+          </w:p>
+        </w:tc>
+        <w:tc>
+          <w:tcPr>
+            <w:tcW w:type="dxa" w:w="1800"/>
+            <w:tcBorders>
+              <w:top w:val="single" w:color="B8C4D0" w:sz="4"/>
+              <w:left w:val="single" w:color="B8C4D0" w:sz="4"/>
+              <w:bottom w:val="single" w:color="B8C4D0" w:sz="4"/>
+              <w:right w:val="single" w:color="B8C4D0" w:sz="4"/>
+            </w:tcBorders>
+            <w:tcMar>
+              <w:top w:type="dxa" w:w="80"/>
+              <w:left w:type="dxa" w:w="100"/>
+              <w:bottom w:type="dxa" w:w="80"/>
+              <w:right w:type="dxa" w:w="100"/>
+            </w:tcMar>
+          </w:tcPr>
+          <w:p>
+            <w:r>
+              <w:rPr>
+                <w:b w:val="false"/>
+                <w:bCs w:val="false"/>
+                <w:sz w:val="20"/>
+                <w:szCs w:val="20"/>
+              </w:rPr>
+              <w:t xml:space="preserve">☐ Ça marche</w:t>
+            </w:r>
+          </w:p>
+          <w:p>
+            <w:r>
+              <w:rPr>
+                <w:b w:val="false"/>
+                <w:bCs w:val="false"/>
+                <w:sz w:val="20"/>
+                <w:szCs w:val="20"/>
+              </w:rPr>
+              <w:t xml:space="preserve">☐ Ne marche pas</w:t>
+            </w:r>
+          </w:p>
+          <w:p>
+            <w:r>
+              <w:rPr>
+                <w:b w:val="false"/>
+                <w:bCs w:val="false"/>
+                <w:sz w:val="20"/>
+                <w:szCs w:val="20"/>
+              </w:rPr>
+              <w:t xml:space="preserve">☐ Pas compris</w:t>
+            </w:r>
+          </w:p>
+        </w:tc>
+        <w:tc>
+          <w:tcPr>
+            <w:tcW w:type="dxa" w:w="1526"/>
+            <w:tcBorders>
+              <w:top w:val="single" w:color="B8C4D0" w:sz="4"/>
+              <w:left w:val="single" w:color="B8C4D0" w:sz="4"/>
+              <w:bottom w:val="single" w:color="B8C4D0" w:sz="4"/>
+              <w:right w:val="single" w:color="B8C4D0" w:sz="4"/>
+            </w:tcBorders>
+            <w:tcMar>
+              <w:top w:type="dxa" w:w="80"/>
+              <w:left w:type="dxa" w:w="100"/>
+              <w:bottom w:type="dxa" w:w="80"/>
+              <w:right w:type="dxa" w:w="100"/>
+            </w:tcMar>
+          </w:tcPr>
+          <w:p>
+            <w:r>
+              <w:rPr>
+                <w:b w:val="false"/>
+                <w:bCs w:val="false"/>
+                <w:sz w:val="20"/>
+                <w:szCs w:val="20"/>
+              </w:rPr>
+              <w:t xml:space="preserve"/>
+            </w:r>
+          </w:p>
+        </w:tc>
+      </w:tr>
+      <w:tr>
+        <w:trPr>
+          <w:cantSplit/>
+        </w:trPr>
+        <w:tc>
+          <w:tcPr>
+            <w:tcW w:type="dxa" w:w="480"/>
+            <w:tcBorders>
+              <w:top w:val="single" w:color="B8C4D0" w:sz="4"/>
+              <w:left w:val="single" w:color="B8C4D0" w:sz="4"/>
+              <w:bottom w:val="single" w:color="B8C4D0" w:sz="4"/>
+              <w:right w:val="single" w:color="B8C4D0" w:sz="4"/>
+            </w:tcBorders>
+            <w:shd w:fill="EAF1F8" w:color="auto" w:val="clear"/>
+            <w:tcMar>
+              <w:top w:type="dxa" w:w="80"/>
+              <w:left w:type="dxa" w:w="100"/>
+              <w:bottom w:type="dxa" w:w="80"/>
+              <w:right w:type="dxa" w:w="100"/>
+            </w:tcMar>
+          </w:tcPr>
+          <w:p>
+            <w:r>
+              <w:rPr>
+                <w:b w:val="false"/>
+                <w:bCs w:val="false"/>
+                <w:sz w:val="20"/>
+                <w:szCs w:val="20"/>
+              </w:rPr>
+              <w:t xml:space="preserve">3</w:t>
+            </w:r>
+          </w:p>
+        </w:tc>
+        <w:tc>
+          <w:tcPr>
+            <w:tcW w:type="dxa" w:w="3300"/>
+            <w:tcBorders>
+              <w:top w:val="single" w:color="B8C4D0" w:sz="4"/>
+              <w:left w:val="single" w:color="B8C4D0" w:sz="4"/>
+              <w:bottom w:val="single" w:color="B8C4D0" w:sz="4"/>
+              <w:right w:val="single" w:color="B8C4D0" w:sz="4"/>
+            </w:tcBorders>
+            <w:tcMar>
+              <w:top w:type="dxa" w:w="80"/>
+              <w:left w:type="dxa" w:w="100"/>
+              <w:bottom w:type="dxa" w:w="80"/>
+              <w:right w:type="dxa" w:w="100"/>
+            </w:tcMar>
+          </w:tcPr>
+          <w:p>
+            <w:r>
+              <w:rPr>
+                <w:b w:val="false"/>
+                <w:bCs w:val="false"/>
+                <w:sz w:val="20"/>
+                <w:szCs w:val="20"/>
+              </w:rPr>
+              <w:t xml:space="preserve">Revenez et cliquez sur « Tout marquer comme lu ».</w:t>
+            </w:r>
+          </w:p>
+        </w:tc>
+        <w:tc>
+          <w:tcPr>
+            <w:tcW w:type="dxa" w:w="2800"/>
+            <w:tcBorders>
+              <w:top w:val="single" w:color="B8C4D0" w:sz="4"/>
+              <w:left w:val="single" w:color="B8C4D0" w:sz="4"/>
+              <w:bottom w:val="single" w:color="B8C4D0" w:sz="4"/>
+              <w:right w:val="single" w:color="B8C4D0" w:sz="4"/>
+            </w:tcBorders>
+            <w:tcMar>
+              <w:top w:type="dxa" w:w="80"/>
+              <w:left w:type="dxa" w:w="100"/>
+              <w:bottom w:type="dxa" w:w="80"/>
+              <w:right w:type="dxa" w:w="100"/>
+            </w:tcMar>
+          </w:tcPr>
+          <w:p>
+            <w:r>
+              <w:rPr>
+                <w:b w:val="false"/>
+                <w:bCs w:val="false"/>
+                <w:sz w:val="20"/>
+                <w:szCs w:val="20"/>
+              </w:rPr>
+              <w:t xml:space="preserve">Le compteur de la cloche tombe à zéro.</w:t>
+            </w:r>
+          </w:p>
+        </w:tc>
+        <w:tc>
+          <w:tcPr>
+            <w:tcW w:type="dxa" w:w="1800"/>
+            <w:tcBorders>
+              <w:top w:val="single" w:color="B8C4D0" w:sz="4"/>
+              <w:left w:val="single" w:color="B8C4D0" w:sz="4"/>
+              <w:bottom w:val="single" w:color="B8C4D0" w:sz="4"/>
+              <w:right w:val="single" w:color="B8C4D0" w:sz="4"/>
+            </w:tcBorders>
+            <w:tcMar>
+              <w:top w:type="dxa" w:w="80"/>
+              <w:left w:type="dxa" w:w="100"/>
+              <w:bottom w:type="dxa" w:w="80"/>
+              <w:right w:type="dxa" w:w="100"/>
+            </w:tcMar>
+          </w:tcPr>
+          <w:p>
+            <w:r>
+              <w:rPr>
+                <w:b w:val="false"/>
+                <w:bCs w:val="false"/>
+                <w:sz w:val="20"/>
+                <w:szCs w:val="20"/>
+              </w:rPr>
+              <w:t xml:space="preserve">☐ Ça marche</w:t>
+            </w:r>
+          </w:p>
+          <w:p>
+            <w:r>
+              <w:rPr>
+                <w:b w:val="false"/>
+                <w:bCs w:val="false"/>
+                <w:sz w:val="20"/>
+                <w:szCs w:val="20"/>
+              </w:rPr>
+              <w:t xml:space="preserve">☐ Ne marche pas</w:t>
+            </w:r>
+          </w:p>
+          <w:p>
+            <w:r>
+              <w:rPr>
+                <w:b w:val="false"/>
+                <w:bCs w:val="false"/>
+                <w:sz w:val="20"/>
+                <w:szCs w:val="20"/>
+              </w:rPr>
+              <w:t xml:space="preserve">☐ Pas compris</w:t>
+            </w:r>
+          </w:p>
+        </w:tc>
+        <w:tc>
+          <w:tcPr>
+            <w:tcW w:type="dxa" w:w="1526"/>
+            <w:tcBorders>
+              <w:top w:val="single" w:color="B8C4D0" w:sz="4"/>
+              <w:left w:val="single" w:color="B8C4D0" w:sz="4"/>
+              <w:bottom w:val="single" w:color="B8C4D0" w:sz="4"/>
+              <w:right w:val="single" w:color="B8C4D0" w:sz="4"/>
+            </w:tcBorders>
+            <w:tcMar>
+              <w:top w:type="dxa" w:w="80"/>
+              <w:left w:type="dxa" w:w="100"/>
+              <w:bottom w:type="dxa" w:w="80"/>
+              <w:right w:type="dxa" w:w="100"/>
+            </w:tcMar>
+          </w:tcPr>
+          <w:p>
+            <w:r>
+              <w:rPr>
+                <w:b w:val="false"/>
+                <w:bCs w:val="false"/>
+                <w:sz w:val="20"/>
+                <w:szCs w:val="20"/>
+              </w:rPr>
+              <w:t xml:space="preserve"/>
+            </w:r>
+          </w:p>
+        </w:tc>
+      </w:tr>
+    </w:tbl>
+    <w:p>
+      <w:pPr>
+        <w:spacing w:after="120"/>
+      </w:pPr>
+      <w:r>
+        <w:t xml:space="preserve"/>
+      </w:r>
+    </w:p>
+    <w:p>
+      <w:pPr>
+        <w:pStyle w:val="Heading1"/>
+      </w:pPr>
+      <w:r>
+        <w:t xml:space="preserve">Partie 16 — Terminer</w:t>
       </w:r>
     </w:p>
     <w:p>

--- a/docs/recette/guides-utilisateurs/Guide-de-test-Client.docx
+++ b/docs/recette/guides-utilisateurs/Guide-de-test-Client.docx
@@ -57,7 +57,7 @@
           <w:sz w:val="22"/>
           <w:szCs w:val="22"/>
         </w:rPr>
-        <w:t xml:space="preserve">Version 1.3 — 04/10/2026</w:t>
+        <w:t xml:space="preserve">Version 1.4 — 05/10/2026</w:t>
       </w:r>
     </w:p>
     <w:tbl>
@@ -171,7 +171,7 @@
           <w:b/>
           <w:bCs/>
         </w:rPr>
-        <w:t xml:space="preserve">Durée estimée : environ 105 minutes, en 16 parties.</w:t>
+        <w:t xml:space="preserve">Durée estimée : environ 120 minutes, en 17 parties.</w:t>
       </w:r>
     </w:p>
     <w:p>
@@ -11883,7 +11883,886 @@
         <w:pStyle w:val="Heading1"/>
       </w:pPr>
       <w:r>
-        <w:t xml:space="preserve">Partie 16 — Terminer</w:t>
+        <w:t xml:space="preserve">Partie 16 — Utiliser YABA en anglais</w:t>
+      </w:r>
+    </w:p>
+    <w:p>
+      <w:pPr>
+        <w:spacing w:after="120"/>
+        <w:rPr>
+          <w:i/>
+          <w:iCs/>
+        </w:rPr>
+      </w:pPr>
+      <w:r>
+        <w:rPr>
+          <w:i/>
+          <w:iCs/>
+        </w:rPr>
+        <w:t xml:space="preserve">Vos collègues étrangers préfèrent l'anglais : toute la plateforme peut basculer.</w:t>
+      </w:r>
+    </w:p>
+    <w:tbl>
+      <w:tblPr>
+        <w:tblW w:type="dxa" w:w="9906"/>
+        <w:tblBorders>
+          <w:top w:val="single" w:color="auto" w:sz="4"/>
+          <w:left w:val="single" w:color="auto" w:sz="4"/>
+          <w:bottom w:val="single" w:color="auto" w:sz="4"/>
+          <w:right w:val="single" w:color="auto" w:sz="4"/>
+          <w:insideH w:val="single" w:color="auto" w:sz="4"/>
+          <w:insideV w:val="single" w:color="auto" w:sz="4"/>
+        </w:tblBorders>
+      </w:tblPr>
+      <w:tblGrid>
+        <w:gridCol w:w="480"/>
+        <w:gridCol w:w="3300"/>
+        <w:gridCol w:w="2800"/>
+        <w:gridCol w:w="1800"/>
+        <w:gridCol w:w="1526"/>
+      </w:tblGrid>
+      <w:tr>
+        <w:trPr>
+          <w:tblHeader/>
+        </w:trPr>
+        <w:tc>
+          <w:tcPr>
+            <w:tcW w:type="dxa" w:w="480"/>
+            <w:tcBorders>
+              <w:top w:val="single" w:color="B8C4D0" w:sz="4"/>
+              <w:left w:val="single" w:color="B8C4D0" w:sz="4"/>
+              <w:bottom w:val="single" w:color="B8C4D0" w:sz="4"/>
+              <w:right w:val="single" w:color="B8C4D0" w:sz="4"/>
+            </w:tcBorders>
+            <w:shd w:fill="0B3D6E" w:color="auto" w:val="clear"/>
+            <w:tcMar>
+              <w:top w:type="dxa" w:w="80"/>
+              <w:left w:type="dxa" w:w="100"/>
+              <w:bottom w:type="dxa" w:w="80"/>
+              <w:right w:type="dxa" w:w="100"/>
+            </w:tcMar>
+          </w:tcPr>
+          <w:p>
+            <w:r>
+              <w:rPr>
+                <w:b/>
+                <w:bCs/>
+                <w:color w:val="FFFFFF"/>
+                <w:sz w:val="20"/>
+                <w:szCs w:val="20"/>
+              </w:rPr>
+              <w:t xml:space="preserve">N°</w:t>
+            </w:r>
+          </w:p>
+        </w:tc>
+        <w:tc>
+          <w:tcPr>
+            <w:tcW w:type="dxa" w:w="3300"/>
+            <w:tcBorders>
+              <w:top w:val="single" w:color="B8C4D0" w:sz="4"/>
+              <w:left w:val="single" w:color="B8C4D0" w:sz="4"/>
+              <w:bottom w:val="single" w:color="B8C4D0" w:sz="4"/>
+              <w:right w:val="single" w:color="B8C4D0" w:sz="4"/>
+            </w:tcBorders>
+            <w:shd w:fill="0B3D6E" w:color="auto" w:val="clear"/>
+            <w:tcMar>
+              <w:top w:type="dxa" w:w="80"/>
+              <w:left w:type="dxa" w:w="100"/>
+              <w:bottom w:type="dxa" w:w="80"/>
+              <w:right w:type="dxa" w:w="100"/>
+            </w:tcMar>
+          </w:tcPr>
+          <w:p>
+            <w:r>
+              <w:rPr>
+                <w:b/>
+                <w:bCs/>
+                <w:color w:val="FFFFFF"/>
+                <w:sz w:val="20"/>
+                <w:szCs w:val="20"/>
+              </w:rPr>
+              <w:t xml:space="preserve">Ce que vous faites</w:t>
+            </w:r>
+          </w:p>
+        </w:tc>
+        <w:tc>
+          <w:tcPr>
+            <w:tcW w:type="dxa" w:w="2800"/>
+            <w:tcBorders>
+              <w:top w:val="single" w:color="B8C4D0" w:sz="4"/>
+              <w:left w:val="single" w:color="B8C4D0" w:sz="4"/>
+              <w:bottom w:val="single" w:color="B8C4D0" w:sz="4"/>
+              <w:right w:val="single" w:color="B8C4D0" w:sz="4"/>
+            </w:tcBorders>
+            <w:shd w:fill="0B3D6E" w:color="auto" w:val="clear"/>
+            <w:tcMar>
+              <w:top w:type="dxa" w:w="80"/>
+              <w:left w:type="dxa" w:w="100"/>
+              <w:bottom w:type="dxa" w:w="80"/>
+              <w:right w:type="dxa" w:w="100"/>
+            </w:tcMar>
+          </w:tcPr>
+          <w:p>
+            <w:r>
+              <w:rPr>
+                <w:b/>
+                <w:bCs/>
+                <w:color w:val="FFFFFF"/>
+                <w:sz w:val="20"/>
+                <w:szCs w:val="20"/>
+              </w:rPr>
+              <w:t xml:space="preserve">Ce que vous devez voir</w:t>
+            </w:r>
+          </w:p>
+        </w:tc>
+        <w:tc>
+          <w:tcPr>
+            <w:tcW w:type="dxa" w:w="1800"/>
+            <w:tcBorders>
+              <w:top w:val="single" w:color="B8C4D0" w:sz="4"/>
+              <w:left w:val="single" w:color="B8C4D0" w:sz="4"/>
+              <w:bottom w:val="single" w:color="B8C4D0" w:sz="4"/>
+              <w:right w:val="single" w:color="B8C4D0" w:sz="4"/>
+            </w:tcBorders>
+            <w:shd w:fill="0B3D6E" w:color="auto" w:val="clear"/>
+            <w:tcMar>
+              <w:top w:type="dxa" w:w="80"/>
+              <w:left w:type="dxa" w:w="100"/>
+              <w:bottom w:type="dxa" w:w="80"/>
+              <w:right w:type="dxa" w:w="100"/>
+            </w:tcMar>
+          </w:tcPr>
+          <w:p>
+            <w:r>
+              <w:rPr>
+                <w:b/>
+                <w:bCs/>
+                <w:color w:val="FFFFFF"/>
+                <w:sz w:val="20"/>
+                <w:szCs w:val="20"/>
+              </w:rPr>
+              <w:t xml:space="preserve">Résultat</w:t>
+            </w:r>
+          </w:p>
+        </w:tc>
+        <w:tc>
+          <w:tcPr>
+            <w:tcW w:type="dxa" w:w="1526"/>
+            <w:tcBorders>
+              <w:top w:val="single" w:color="B8C4D0" w:sz="4"/>
+              <w:left w:val="single" w:color="B8C4D0" w:sz="4"/>
+              <w:bottom w:val="single" w:color="B8C4D0" w:sz="4"/>
+              <w:right w:val="single" w:color="B8C4D0" w:sz="4"/>
+            </w:tcBorders>
+            <w:shd w:fill="0B3D6E" w:color="auto" w:val="clear"/>
+            <w:tcMar>
+              <w:top w:type="dxa" w:w="80"/>
+              <w:left w:type="dxa" w:w="100"/>
+              <w:bottom w:type="dxa" w:w="80"/>
+              <w:right w:type="dxa" w:w="100"/>
+            </w:tcMar>
+          </w:tcPr>
+          <w:p>
+            <w:r>
+              <w:rPr>
+                <w:b/>
+                <w:bCs/>
+                <w:color w:val="FFFFFF"/>
+                <w:sz w:val="20"/>
+                <w:szCs w:val="20"/>
+              </w:rPr>
+              <w:t xml:space="preserve">Commentaire</w:t>
+            </w:r>
+          </w:p>
+        </w:tc>
+      </w:tr>
+      <w:tr>
+        <w:trPr>
+          <w:cantSplit/>
+        </w:trPr>
+        <w:tc>
+          <w:tcPr>
+            <w:tcW w:type="dxa" w:w="480"/>
+            <w:tcBorders>
+              <w:top w:val="single" w:color="B8C4D0" w:sz="4"/>
+              <w:left w:val="single" w:color="B8C4D0" w:sz="4"/>
+              <w:bottom w:val="single" w:color="B8C4D0" w:sz="4"/>
+              <w:right w:val="single" w:color="B8C4D0" w:sz="4"/>
+            </w:tcBorders>
+            <w:shd w:fill="EAF1F8" w:color="auto" w:val="clear"/>
+            <w:tcMar>
+              <w:top w:type="dxa" w:w="80"/>
+              <w:left w:type="dxa" w:w="100"/>
+              <w:bottom w:type="dxa" w:w="80"/>
+              <w:right w:type="dxa" w:w="100"/>
+            </w:tcMar>
+          </w:tcPr>
+          <w:p>
+            <w:r>
+              <w:rPr>
+                <w:b w:val="false"/>
+                <w:bCs w:val="false"/>
+                <w:sz w:val="20"/>
+                <w:szCs w:val="20"/>
+              </w:rPr>
+              <w:t xml:space="preserve">1</w:t>
+            </w:r>
+          </w:p>
+        </w:tc>
+        <w:tc>
+          <w:tcPr>
+            <w:tcW w:type="dxa" w:w="3300"/>
+            <w:tcBorders>
+              <w:top w:val="single" w:color="B8C4D0" w:sz="4"/>
+              <w:left w:val="single" w:color="B8C4D0" w:sz="4"/>
+              <w:bottom w:val="single" w:color="B8C4D0" w:sz="4"/>
+              <w:right w:val="single" w:color="B8C4D0" w:sz="4"/>
+            </w:tcBorders>
+            <w:tcMar>
+              <w:top w:type="dxa" w:w="80"/>
+              <w:left w:type="dxa" w:w="100"/>
+              <w:bottom w:type="dxa" w:w="80"/>
+              <w:right w:type="dxa" w:w="100"/>
+            </w:tcMar>
+          </w:tcPr>
+          <w:p>
+            <w:r>
+              <w:rPr>
+                <w:b w:val="false"/>
+                <w:bCs w:val="false"/>
+                <w:sz w:val="20"/>
+                <w:szCs w:val="20"/>
+              </w:rPr>
+              <w:t xml:space="preserve">En haut de l'écran, choisissez « English » dans le sélecteur de langue.</w:t>
+            </w:r>
+          </w:p>
+        </w:tc>
+        <w:tc>
+          <w:tcPr>
+            <w:tcW w:type="dxa" w:w="2800"/>
+            <w:tcBorders>
+              <w:top w:val="single" w:color="B8C4D0" w:sz="4"/>
+              <w:left w:val="single" w:color="B8C4D0" w:sz="4"/>
+              <w:bottom w:val="single" w:color="B8C4D0" w:sz="4"/>
+              <w:right w:val="single" w:color="B8C4D0" w:sz="4"/>
+            </w:tcBorders>
+            <w:tcMar>
+              <w:top w:type="dxa" w:w="80"/>
+              <w:left w:type="dxa" w:w="100"/>
+              <w:bottom w:type="dxa" w:w="80"/>
+              <w:right w:type="dxa" w:w="100"/>
+            </w:tcMar>
+          </w:tcPr>
+          <w:p>
+            <w:r>
+              <w:rPr>
+                <w:b w:val="false"/>
+                <w:bCs w:val="false"/>
+                <w:sz w:val="20"/>
+                <w:szCs w:val="20"/>
+              </w:rPr>
+              <w:t xml:space="preserve">Menus, boutons, statuts et noms des étapes passent en anglais.</w:t>
+            </w:r>
+          </w:p>
+        </w:tc>
+        <w:tc>
+          <w:tcPr>
+            <w:tcW w:type="dxa" w:w="1800"/>
+            <w:tcBorders>
+              <w:top w:val="single" w:color="B8C4D0" w:sz="4"/>
+              <w:left w:val="single" w:color="B8C4D0" w:sz="4"/>
+              <w:bottom w:val="single" w:color="B8C4D0" w:sz="4"/>
+              <w:right w:val="single" w:color="B8C4D0" w:sz="4"/>
+            </w:tcBorders>
+            <w:tcMar>
+              <w:top w:type="dxa" w:w="80"/>
+              <w:left w:type="dxa" w:w="100"/>
+              <w:bottom w:type="dxa" w:w="80"/>
+              <w:right w:type="dxa" w:w="100"/>
+            </w:tcMar>
+          </w:tcPr>
+          <w:p>
+            <w:r>
+              <w:rPr>
+                <w:b w:val="false"/>
+                <w:bCs w:val="false"/>
+                <w:sz w:val="20"/>
+                <w:szCs w:val="20"/>
+              </w:rPr>
+              <w:t xml:space="preserve">☐ Ça marche</w:t>
+            </w:r>
+          </w:p>
+          <w:p>
+            <w:r>
+              <w:rPr>
+                <w:b w:val="false"/>
+                <w:bCs w:val="false"/>
+                <w:sz w:val="20"/>
+                <w:szCs w:val="20"/>
+              </w:rPr>
+              <w:t xml:space="preserve">☐ Ne marche pas</w:t>
+            </w:r>
+          </w:p>
+          <w:p>
+            <w:r>
+              <w:rPr>
+                <w:b w:val="false"/>
+                <w:bCs w:val="false"/>
+                <w:sz w:val="20"/>
+                <w:szCs w:val="20"/>
+              </w:rPr>
+              <w:t xml:space="preserve">☐ Pas compris</w:t>
+            </w:r>
+          </w:p>
+        </w:tc>
+        <w:tc>
+          <w:tcPr>
+            <w:tcW w:type="dxa" w:w="1526"/>
+            <w:tcBorders>
+              <w:top w:val="single" w:color="B8C4D0" w:sz="4"/>
+              <w:left w:val="single" w:color="B8C4D0" w:sz="4"/>
+              <w:bottom w:val="single" w:color="B8C4D0" w:sz="4"/>
+              <w:right w:val="single" w:color="B8C4D0" w:sz="4"/>
+            </w:tcBorders>
+            <w:tcMar>
+              <w:top w:type="dxa" w:w="80"/>
+              <w:left w:type="dxa" w:w="100"/>
+              <w:bottom w:type="dxa" w:w="80"/>
+              <w:right w:type="dxa" w:w="100"/>
+            </w:tcMar>
+          </w:tcPr>
+          <w:p>
+            <w:r>
+              <w:rPr>
+                <w:b w:val="false"/>
+                <w:bCs w:val="false"/>
+                <w:sz w:val="20"/>
+                <w:szCs w:val="20"/>
+              </w:rPr>
+              <w:t xml:space="preserve"/>
+            </w:r>
+          </w:p>
+        </w:tc>
+      </w:tr>
+      <w:tr>
+        <w:trPr>
+          <w:cantSplit/>
+        </w:trPr>
+        <w:tc>
+          <w:tcPr>
+            <w:tcW w:type="dxa" w:w="480"/>
+            <w:tcBorders>
+              <w:top w:val="single" w:color="B8C4D0" w:sz="4"/>
+              <w:left w:val="single" w:color="B8C4D0" w:sz="4"/>
+              <w:bottom w:val="single" w:color="B8C4D0" w:sz="4"/>
+              <w:right w:val="single" w:color="B8C4D0" w:sz="4"/>
+            </w:tcBorders>
+            <w:shd w:fill="EAF1F8" w:color="auto" w:val="clear"/>
+            <w:tcMar>
+              <w:top w:type="dxa" w:w="80"/>
+              <w:left w:type="dxa" w:w="100"/>
+              <w:bottom w:type="dxa" w:w="80"/>
+              <w:right w:type="dxa" w:w="100"/>
+            </w:tcMar>
+          </w:tcPr>
+          <w:p>
+            <w:r>
+              <w:rPr>
+                <w:b w:val="false"/>
+                <w:bCs w:val="false"/>
+                <w:sz w:val="20"/>
+                <w:szCs w:val="20"/>
+              </w:rPr>
+              <w:t xml:space="preserve">2</w:t>
+            </w:r>
+          </w:p>
+        </w:tc>
+        <w:tc>
+          <w:tcPr>
+            <w:tcW w:type="dxa" w:w="3300"/>
+            <w:tcBorders>
+              <w:top w:val="single" w:color="B8C4D0" w:sz="4"/>
+              <w:left w:val="single" w:color="B8C4D0" w:sz="4"/>
+              <w:bottom w:val="single" w:color="B8C4D0" w:sz="4"/>
+              <w:right w:val="single" w:color="B8C4D0" w:sz="4"/>
+            </w:tcBorders>
+            <w:tcMar>
+              <w:top w:type="dxa" w:w="80"/>
+              <w:left w:type="dxa" w:w="100"/>
+              <w:bottom w:type="dxa" w:w="80"/>
+              <w:right w:type="dxa" w:w="100"/>
+            </w:tcMar>
+          </w:tcPr>
+          <w:p>
+            <w:r>
+              <w:rPr>
+                <w:b w:val="false"/>
+                <w:bCs w:val="false"/>
+                <w:sz w:val="20"/>
+                <w:szCs w:val="20"/>
+              </w:rPr>
+              <w:t xml:space="preserve">Soumettez un formulaire en oubliant un champ obligatoire.</w:t>
+            </w:r>
+          </w:p>
+        </w:tc>
+        <w:tc>
+          <w:tcPr>
+            <w:tcW w:type="dxa" w:w="2800"/>
+            <w:tcBorders>
+              <w:top w:val="single" w:color="B8C4D0" w:sz="4"/>
+              <w:left w:val="single" w:color="B8C4D0" w:sz="4"/>
+              <w:bottom w:val="single" w:color="B8C4D0" w:sz="4"/>
+              <w:right w:val="single" w:color="B8C4D0" w:sz="4"/>
+            </w:tcBorders>
+            <w:tcMar>
+              <w:top w:type="dxa" w:w="80"/>
+              <w:left w:type="dxa" w:w="100"/>
+              <w:bottom w:type="dxa" w:w="80"/>
+              <w:right w:type="dxa" w:w="100"/>
+            </w:tcMar>
+          </w:tcPr>
+          <w:p>
+            <w:r>
+              <w:rPr>
+                <w:b w:val="false"/>
+                <w:bCs w:val="false"/>
+                <w:sz w:val="20"/>
+                <w:szCs w:val="20"/>
+              </w:rPr>
+              <w:t xml:space="preserve">Le message d'erreur s'affiche lui aussi en anglais.</w:t>
+            </w:r>
+          </w:p>
+        </w:tc>
+        <w:tc>
+          <w:tcPr>
+            <w:tcW w:type="dxa" w:w="1800"/>
+            <w:tcBorders>
+              <w:top w:val="single" w:color="B8C4D0" w:sz="4"/>
+              <w:left w:val="single" w:color="B8C4D0" w:sz="4"/>
+              <w:bottom w:val="single" w:color="B8C4D0" w:sz="4"/>
+              <w:right w:val="single" w:color="B8C4D0" w:sz="4"/>
+            </w:tcBorders>
+            <w:tcMar>
+              <w:top w:type="dxa" w:w="80"/>
+              <w:left w:type="dxa" w:w="100"/>
+              <w:bottom w:type="dxa" w:w="80"/>
+              <w:right w:type="dxa" w:w="100"/>
+            </w:tcMar>
+          </w:tcPr>
+          <w:p>
+            <w:r>
+              <w:rPr>
+                <w:b w:val="false"/>
+                <w:bCs w:val="false"/>
+                <w:sz w:val="20"/>
+                <w:szCs w:val="20"/>
+              </w:rPr>
+              <w:t xml:space="preserve">☐ Ça marche</w:t>
+            </w:r>
+          </w:p>
+          <w:p>
+            <w:r>
+              <w:rPr>
+                <w:b w:val="false"/>
+                <w:bCs w:val="false"/>
+                <w:sz w:val="20"/>
+                <w:szCs w:val="20"/>
+              </w:rPr>
+              <w:t xml:space="preserve">☐ Ne marche pas</w:t>
+            </w:r>
+          </w:p>
+          <w:p>
+            <w:r>
+              <w:rPr>
+                <w:b w:val="false"/>
+                <w:bCs w:val="false"/>
+                <w:sz w:val="20"/>
+                <w:szCs w:val="20"/>
+              </w:rPr>
+              <w:t xml:space="preserve">☐ Pas compris</w:t>
+            </w:r>
+          </w:p>
+        </w:tc>
+        <w:tc>
+          <w:tcPr>
+            <w:tcW w:type="dxa" w:w="1526"/>
+            <w:tcBorders>
+              <w:top w:val="single" w:color="B8C4D0" w:sz="4"/>
+              <w:left w:val="single" w:color="B8C4D0" w:sz="4"/>
+              <w:bottom w:val="single" w:color="B8C4D0" w:sz="4"/>
+              <w:right w:val="single" w:color="B8C4D0" w:sz="4"/>
+            </w:tcBorders>
+            <w:tcMar>
+              <w:top w:type="dxa" w:w="80"/>
+              <w:left w:type="dxa" w:w="100"/>
+              <w:bottom w:type="dxa" w:w="80"/>
+              <w:right w:type="dxa" w:w="100"/>
+            </w:tcMar>
+          </w:tcPr>
+          <w:p>
+            <w:r>
+              <w:rPr>
+                <w:b w:val="false"/>
+                <w:bCs w:val="false"/>
+                <w:sz w:val="20"/>
+                <w:szCs w:val="20"/>
+              </w:rPr>
+              <w:t xml:space="preserve"/>
+            </w:r>
+          </w:p>
+        </w:tc>
+      </w:tr>
+      <w:tr>
+        <w:trPr>
+          <w:cantSplit/>
+        </w:trPr>
+        <w:tc>
+          <w:tcPr>
+            <w:tcW w:type="dxa" w:w="480"/>
+            <w:tcBorders>
+              <w:top w:val="single" w:color="B8C4D0" w:sz="4"/>
+              <w:left w:val="single" w:color="B8C4D0" w:sz="4"/>
+              <w:bottom w:val="single" w:color="B8C4D0" w:sz="4"/>
+              <w:right w:val="single" w:color="B8C4D0" w:sz="4"/>
+            </w:tcBorders>
+            <w:shd w:fill="EAF1F8" w:color="auto" w:val="clear"/>
+            <w:tcMar>
+              <w:top w:type="dxa" w:w="80"/>
+              <w:left w:type="dxa" w:w="100"/>
+              <w:bottom w:type="dxa" w:w="80"/>
+              <w:right w:type="dxa" w:w="100"/>
+            </w:tcMar>
+          </w:tcPr>
+          <w:p>
+            <w:r>
+              <w:rPr>
+                <w:b w:val="false"/>
+                <w:bCs w:val="false"/>
+                <w:sz w:val="20"/>
+                <w:szCs w:val="20"/>
+              </w:rPr>
+              <w:t xml:space="preserve">3</w:t>
+            </w:r>
+          </w:p>
+        </w:tc>
+        <w:tc>
+          <w:tcPr>
+            <w:tcW w:type="dxa" w:w="3300"/>
+            <w:tcBorders>
+              <w:top w:val="single" w:color="B8C4D0" w:sz="4"/>
+              <w:left w:val="single" w:color="B8C4D0" w:sz="4"/>
+              <w:bottom w:val="single" w:color="B8C4D0" w:sz="4"/>
+              <w:right w:val="single" w:color="B8C4D0" w:sz="4"/>
+            </w:tcBorders>
+            <w:tcMar>
+              <w:top w:type="dxa" w:w="80"/>
+              <w:left w:type="dxa" w:w="100"/>
+              <w:bottom w:type="dxa" w:w="80"/>
+              <w:right w:type="dxa" w:w="100"/>
+            </w:tcMar>
+          </w:tcPr>
+          <w:p>
+            <w:r>
+              <w:rPr>
+                <w:b w:val="false"/>
+                <w:bCs w:val="false"/>
+                <w:sz w:val="20"/>
+                <w:szCs w:val="20"/>
+              </w:rPr>
+              <w:t xml:space="preserve">Lancez une simulation de proforma et téléchargez le PDF.</w:t>
+            </w:r>
+          </w:p>
+        </w:tc>
+        <w:tc>
+          <w:tcPr>
+            <w:tcW w:type="dxa" w:w="2800"/>
+            <w:tcBorders>
+              <w:top w:val="single" w:color="B8C4D0" w:sz="4"/>
+              <w:left w:val="single" w:color="B8C4D0" w:sz="4"/>
+              <w:bottom w:val="single" w:color="B8C4D0" w:sz="4"/>
+              <w:right w:val="single" w:color="B8C4D0" w:sz="4"/>
+            </w:tcBorders>
+            <w:tcMar>
+              <w:top w:type="dxa" w:w="80"/>
+              <w:left w:type="dxa" w:w="100"/>
+              <w:bottom w:type="dxa" w:w="80"/>
+              <w:right w:type="dxa" w:w="100"/>
+            </w:tcMar>
+          </w:tcPr>
+          <w:p>
+            <w:r>
+              <w:rPr>
+                <w:b w:val="false"/>
+                <w:bCs w:val="false"/>
+                <w:sz w:val="20"/>
+                <w:szCs w:val="20"/>
+              </w:rPr>
+              <w:t xml:space="preserve">La facture proforma est en anglais, montant en lettres compris (« … CFA francs »).</w:t>
+            </w:r>
+          </w:p>
+        </w:tc>
+        <w:tc>
+          <w:tcPr>
+            <w:tcW w:type="dxa" w:w="1800"/>
+            <w:tcBorders>
+              <w:top w:val="single" w:color="B8C4D0" w:sz="4"/>
+              <w:left w:val="single" w:color="B8C4D0" w:sz="4"/>
+              <w:bottom w:val="single" w:color="B8C4D0" w:sz="4"/>
+              <w:right w:val="single" w:color="B8C4D0" w:sz="4"/>
+            </w:tcBorders>
+            <w:tcMar>
+              <w:top w:type="dxa" w:w="80"/>
+              <w:left w:type="dxa" w:w="100"/>
+              <w:bottom w:type="dxa" w:w="80"/>
+              <w:right w:type="dxa" w:w="100"/>
+            </w:tcMar>
+          </w:tcPr>
+          <w:p>
+            <w:r>
+              <w:rPr>
+                <w:b w:val="false"/>
+                <w:bCs w:val="false"/>
+                <w:sz w:val="20"/>
+                <w:szCs w:val="20"/>
+              </w:rPr>
+              <w:t xml:space="preserve">☐ Ça marche</w:t>
+            </w:r>
+          </w:p>
+          <w:p>
+            <w:r>
+              <w:rPr>
+                <w:b w:val="false"/>
+                <w:bCs w:val="false"/>
+                <w:sz w:val="20"/>
+                <w:szCs w:val="20"/>
+              </w:rPr>
+              <w:t xml:space="preserve">☐ Ne marche pas</w:t>
+            </w:r>
+          </w:p>
+          <w:p>
+            <w:r>
+              <w:rPr>
+                <w:b w:val="false"/>
+                <w:bCs w:val="false"/>
+                <w:sz w:val="20"/>
+                <w:szCs w:val="20"/>
+              </w:rPr>
+              <w:t xml:space="preserve">☐ Pas compris</w:t>
+            </w:r>
+          </w:p>
+        </w:tc>
+        <w:tc>
+          <w:tcPr>
+            <w:tcW w:type="dxa" w:w="1526"/>
+            <w:tcBorders>
+              <w:top w:val="single" w:color="B8C4D0" w:sz="4"/>
+              <w:left w:val="single" w:color="B8C4D0" w:sz="4"/>
+              <w:bottom w:val="single" w:color="B8C4D0" w:sz="4"/>
+              <w:right w:val="single" w:color="B8C4D0" w:sz="4"/>
+            </w:tcBorders>
+            <w:tcMar>
+              <w:top w:type="dxa" w:w="80"/>
+              <w:left w:type="dxa" w:w="100"/>
+              <w:bottom w:type="dxa" w:w="80"/>
+              <w:right w:type="dxa" w:w="100"/>
+            </w:tcMar>
+          </w:tcPr>
+          <w:p>
+            <w:r>
+              <w:rPr>
+                <w:b w:val="false"/>
+                <w:bCs w:val="false"/>
+                <w:sz w:val="20"/>
+                <w:szCs w:val="20"/>
+              </w:rPr>
+              <w:t xml:space="preserve"/>
+            </w:r>
+          </w:p>
+        </w:tc>
+      </w:tr>
+      <w:tr>
+        <w:trPr>
+          <w:cantSplit/>
+        </w:trPr>
+        <w:tc>
+          <w:tcPr>
+            <w:tcW w:type="dxa" w:w="480"/>
+            <w:tcBorders>
+              <w:top w:val="single" w:color="B8C4D0" w:sz="4"/>
+              <w:left w:val="single" w:color="B8C4D0" w:sz="4"/>
+              <w:bottom w:val="single" w:color="B8C4D0" w:sz="4"/>
+              <w:right w:val="single" w:color="B8C4D0" w:sz="4"/>
+            </w:tcBorders>
+            <w:shd w:fill="EAF1F8" w:color="auto" w:val="clear"/>
+            <w:tcMar>
+              <w:top w:type="dxa" w:w="80"/>
+              <w:left w:type="dxa" w:w="100"/>
+              <w:bottom w:type="dxa" w:w="80"/>
+              <w:right w:type="dxa" w:w="100"/>
+            </w:tcMar>
+          </w:tcPr>
+          <w:p>
+            <w:r>
+              <w:rPr>
+                <w:b w:val="false"/>
+                <w:bCs w:val="false"/>
+                <w:sz w:val="20"/>
+                <w:szCs w:val="20"/>
+              </w:rPr>
+              <w:t xml:space="preserve">4</w:t>
+            </w:r>
+          </w:p>
+        </w:tc>
+        <w:tc>
+          <w:tcPr>
+            <w:tcW w:type="dxa" w:w="3300"/>
+            <w:tcBorders>
+              <w:top w:val="single" w:color="B8C4D0" w:sz="4"/>
+              <w:left w:val="single" w:color="B8C4D0" w:sz="4"/>
+              <w:bottom w:val="single" w:color="B8C4D0" w:sz="4"/>
+              <w:right w:val="single" w:color="B8C4D0" w:sz="4"/>
+            </w:tcBorders>
+            <w:tcMar>
+              <w:top w:type="dxa" w:w="80"/>
+              <w:left w:type="dxa" w:w="100"/>
+              <w:bottom w:type="dxa" w:w="80"/>
+              <w:right w:type="dxa" w:w="100"/>
+            </w:tcMar>
+          </w:tcPr>
+          <w:p>
+            <w:r>
+              <w:rPr>
+                <w:b w:val="false"/>
+                <w:bCs w:val="false"/>
+                <w:sz w:val="20"/>
+                <w:szCs w:val="20"/>
+              </w:rPr>
+              <w:t xml:space="preserve">Attendez la prochaine notification (par exemple un complément demandé).</w:t>
+            </w:r>
+          </w:p>
+        </w:tc>
+        <w:tc>
+          <w:tcPr>
+            <w:tcW w:type="dxa" w:w="2800"/>
+            <w:tcBorders>
+              <w:top w:val="single" w:color="B8C4D0" w:sz="4"/>
+              <w:left w:val="single" w:color="B8C4D0" w:sz="4"/>
+              <w:bottom w:val="single" w:color="B8C4D0" w:sz="4"/>
+              <w:right w:val="single" w:color="B8C4D0" w:sz="4"/>
+            </w:tcBorders>
+            <w:tcMar>
+              <w:top w:type="dxa" w:w="80"/>
+              <w:left w:type="dxa" w:w="100"/>
+              <w:bottom w:type="dxa" w:w="80"/>
+              <w:right w:type="dxa" w:w="100"/>
+            </w:tcMar>
+          </w:tcPr>
+          <w:p>
+            <w:r>
+              <w:rPr>
+                <w:b w:val="false"/>
+                <w:bCs w:val="false"/>
+                <w:sz w:val="20"/>
+                <w:szCs w:val="20"/>
+              </w:rPr>
+              <w:t xml:space="preserve">La notification et l'e-mail arrivent en anglais : votre choix est retenu sur votre compte.</w:t>
+            </w:r>
+          </w:p>
+        </w:tc>
+        <w:tc>
+          <w:tcPr>
+            <w:tcW w:type="dxa" w:w="1800"/>
+            <w:tcBorders>
+              <w:top w:val="single" w:color="B8C4D0" w:sz="4"/>
+              <w:left w:val="single" w:color="B8C4D0" w:sz="4"/>
+              <w:bottom w:val="single" w:color="B8C4D0" w:sz="4"/>
+              <w:right w:val="single" w:color="B8C4D0" w:sz="4"/>
+            </w:tcBorders>
+            <w:tcMar>
+              <w:top w:type="dxa" w:w="80"/>
+              <w:left w:type="dxa" w:w="100"/>
+              <w:bottom w:type="dxa" w:w="80"/>
+              <w:right w:type="dxa" w:w="100"/>
+            </w:tcMar>
+          </w:tcPr>
+          <w:p>
+            <w:r>
+              <w:rPr>
+                <w:b w:val="false"/>
+                <w:bCs w:val="false"/>
+                <w:sz w:val="20"/>
+                <w:szCs w:val="20"/>
+              </w:rPr>
+              <w:t xml:space="preserve">☐ Ça marche</w:t>
+            </w:r>
+          </w:p>
+          <w:p>
+            <w:r>
+              <w:rPr>
+                <w:b w:val="false"/>
+                <w:bCs w:val="false"/>
+                <w:sz w:val="20"/>
+                <w:szCs w:val="20"/>
+              </w:rPr>
+              <w:t xml:space="preserve">☐ Ne marche pas</w:t>
+            </w:r>
+          </w:p>
+          <w:p>
+            <w:r>
+              <w:rPr>
+                <w:b w:val="false"/>
+                <w:bCs w:val="false"/>
+                <w:sz w:val="20"/>
+                <w:szCs w:val="20"/>
+              </w:rPr>
+              <w:t xml:space="preserve">☐ Pas compris</w:t>
+            </w:r>
+          </w:p>
+        </w:tc>
+        <w:tc>
+          <w:tcPr>
+            <w:tcW w:type="dxa" w:w="1526"/>
+            <w:tcBorders>
+              <w:top w:val="single" w:color="B8C4D0" w:sz="4"/>
+              <w:left w:val="single" w:color="B8C4D0" w:sz="4"/>
+              <w:bottom w:val="single" w:color="B8C4D0" w:sz="4"/>
+              <w:right w:val="single" w:color="B8C4D0" w:sz="4"/>
+            </w:tcBorders>
+            <w:tcMar>
+              <w:top w:type="dxa" w:w="80"/>
+              <w:left w:type="dxa" w:w="100"/>
+              <w:bottom w:type="dxa" w:w="80"/>
+              <w:right w:type="dxa" w:w="100"/>
+            </w:tcMar>
+          </w:tcPr>
+          <w:p>
+            <w:r>
+              <w:rPr>
+                <w:b w:val="false"/>
+                <w:bCs w:val="false"/>
+                <w:sz w:val="20"/>
+                <w:szCs w:val="20"/>
+              </w:rPr>
+              <w:t xml:space="preserve"/>
+            </w:r>
+          </w:p>
+        </w:tc>
+      </w:tr>
+    </w:tbl>
+    <w:p>
+      <w:pPr>
+        <w:spacing w:after="120"/>
+      </w:pPr>
+      <w:r>
+        <w:t xml:space="preserve"/>
+      </w:r>
+    </w:p>
+    <w:p>
+      <w:pPr>
+        <w:pStyle w:val="Heading1"/>
+      </w:pPr>
+      <w:r>
+        <w:t xml:space="preserve">Partie 17 — Terminer</w:t>
       </w:r>
     </w:p>
     <w:p>
